--- a/referensi/data_referensi.docx
+++ b/referensi/data_referensi.docx
@@ -1,6 +1,6 @@
 
 <file path=word/document.xml><?xml version="1.0" encoding="utf-8"?>
-<w:document xmlns:wpc="http://schemas.microsoft.com/office/word/2010/wordprocessingCanvas" xmlns:cx="http://schemas.microsoft.com/office/drawing/2014/chartex" xmlns:cx1="http://schemas.microsoft.com/office/drawing/2015/9/8/chartex" xmlns:cx2="http://schemas.microsoft.com/office/drawing/2015/10/21/chartex" xmlns:cx3="http://schemas.microsoft.com/office/drawing/2016/5/9/chartex" xmlns:cx4="http://schemas.microsoft.com/office/drawing/2016/5/10/chartex" xmlns:cx5="http://schemas.microsoft.com/office/drawing/2016/5/11/chartex" xmlns:cx6="http://schemas.microsoft.com/office/drawing/2016/5/12/chartex" xmlns:cx7="http://schemas.microsoft.com/office/drawing/2016/5/13/chartex" xmlns:cx8="http://schemas.microsoft.com/office/drawing/2016/5/14/chartex" xmlns:mc="http://schemas.openxmlformats.org/markup-compatibility/2006" xmlns:aink="http://schemas.microsoft.com/office/drawing/2016/ink" xmlns:am3d="http://schemas.microsoft.com/office/drawing/2017/model3d" xmlns:o="urn:schemas-microsoft-com:office:office" xmlns:oel="http://schemas.microsoft.com/office/2019/extlst" xmlns:r="http://schemas.openxmlformats.org/officeDocument/2006/relationships" xmlns:m="http://schemas.openxmlformats.org/officeDocument/2006/math" xmlns:v="urn:schemas-microsoft-com:vml" xmlns:wp14="http://schemas.microsoft.com/office/word/2010/wordprocessingDrawing" xmlns:wp="http://schemas.openxmlformats.org/drawingml/2006/wordprocessingDrawing" xmlns:w10="urn:schemas-microsoft-com:office:word" xmlns:w="http://schemas.openxmlformats.org/wordprocessingml/2006/main" xmlns:w14="http://schemas.microsoft.com/office/word/2010/wordml" xmlns:w15="http://schemas.microsoft.com/office/word/2012/wordml" xmlns:w16cex="http://schemas.microsoft.com/office/word/2018/wordml/cex" xmlns:w16cid="http://schemas.microsoft.com/office/word/2016/wordml/cid" xmlns:w16="http://schemas.microsoft.com/office/word/2018/wordml" xmlns:w16sdtdh="http://schemas.microsoft.com/office/word/2020/wordml/sdtdatahash" xmlns:w16se="http://schemas.microsoft.com/office/word/2015/wordml/symex" xmlns:wpg="http://schemas.microsoft.com/office/word/2010/wordprocessingGroup" xmlns:wpi="http://schemas.microsoft.com/office/word/2010/wordprocessingInk" xmlns:wne="http://schemas.microsoft.com/office/word/2006/wordml" xmlns:wps="http://schemas.microsoft.com/office/word/2010/wordprocessingShape" mc:Ignorable="w14 w15 w16se w16cid w16 w16cex w16sdtdh wp14">
+<w:document xmlns:wpc="http://schemas.microsoft.com/office/word/2010/wordprocessingCanvas" xmlns:cx="http://schemas.microsoft.com/office/drawing/2014/chartex" xmlns:cx1="http://schemas.microsoft.com/office/drawing/2015/9/8/chartex" xmlns:cx2="http://schemas.microsoft.com/office/drawing/2015/10/21/chartex" xmlns:cx3="http://schemas.microsoft.com/office/drawing/2016/5/9/chartex" xmlns:cx4="http://schemas.microsoft.com/office/drawing/2016/5/10/chartex" xmlns:cx5="http://schemas.microsoft.com/office/drawing/2016/5/11/chartex" xmlns:cx6="http://schemas.microsoft.com/office/drawing/2016/5/12/chartex" xmlns:cx7="http://schemas.microsoft.com/office/drawing/2016/5/13/chartex" xmlns:cx8="http://schemas.microsoft.com/office/drawing/2016/5/14/chartex" xmlns:mc="http://schemas.openxmlformats.org/markup-compatibility/2006" xmlns:aink="http://schemas.microsoft.com/office/drawing/2016/ink" xmlns:am3d="http://schemas.microsoft.com/office/drawing/2017/model3d" xmlns:o="urn:schemas-microsoft-com:office:office" xmlns:oel="http://schemas.microsoft.com/office/2019/extlst" xmlns:r="http://schemas.openxmlformats.org/officeDocument/2006/relationships" xmlns:m="http://schemas.openxmlformats.org/officeDocument/2006/math" xmlns:v="urn:schemas-microsoft-com:vml" xmlns:wp14="http://schemas.microsoft.com/office/word/2010/wordprocessingDrawing" xmlns:wp="http://schemas.openxmlformats.org/drawingml/2006/wordprocessingDrawing" xmlns:w10="urn:schemas-microsoft-com:office:word" xmlns:w="http://schemas.openxmlformats.org/wordprocessingml/2006/main" xmlns:w14="http://schemas.microsoft.com/office/word/2010/wordml" xmlns:w15="http://schemas.microsoft.com/office/word/2012/wordml" xmlns:w16cex="http://schemas.microsoft.com/office/word/2018/wordml/cex" xmlns:w16cid="http://schemas.microsoft.com/office/word/2016/wordml/cid" xmlns:w16="http://schemas.microsoft.com/office/word/2018/wordml" xmlns:w16du="http://schemas.microsoft.com/office/word/2023/wordml/word16du" xmlns:w16sdtdh="http://schemas.microsoft.com/office/word/2020/wordml/sdtdatahash" xmlns:w16sdtfl="http://schemas.microsoft.com/office/word/2024/wordml/sdtformatlock" xmlns:w16se="http://schemas.microsoft.com/office/word/2015/wordml/symex" xmlns:wpg="http://schemas.microsoft.com/office/word/2010/wordprocessingGroup" xmlns:wpi="http://schemas.microsoft.com/office/word/2010/wordprocessingInk" xmlns:wne="http://schemas.microsoft.com/office/word/2006/wordml" xmlns:wps="http://schemas.microsoft.com/office/word/2010/wordprocessingShape" mc:Ignorable="w14 w15 w16se w16cid w16 w16cex w16sdtdh w16sdtfl w16du wp14">
   <w:body>
     <w:p>
       <w:pPr>
@@ -345,21 +345,12 @@
       </w:r>
     </w:p>
     <w:p>
-      <w:proofErr w:type="spellStart"/>
-      <w:r>
-        <w:rPr>
-          <w:b/>
-          <w:bCs/>
-        </w:rPr>
-        <w:t>Judul</w:t>
-      </w:r>
-      <w:proofErr w:type="spellEnd"/>
-      <w:r>
-        <w:rPr>
-          <w:b/>
-          <w:bCs/>
-        </w:rPr>
-        <w:t>:</w:t>
+      <w:r>
+        <w:rPr>
+          <w:b/>
+          <w:bCs/>
+        </w:rPr>
+        <w:t>Judul:</w:t>
       </w:r>
       <w:r>
         <w:t xml:space="preserve"> </w:t>
@@ -1198,22 +1189,13 @@
       </w:r>
     </w:p>
     <w:p>
-      <w:proofErr w:type="spellStart"/>
       <w:r>
         <w:rPr>
           <w:b/>
           <w:bCs/>
         </w:rPr>
         <w:lastRenderedPageBreak/>
-        <w:t>Judul</w:t>
-      </w:r>
-      <w:proofErr w:type="spellEnd"/>
-      <w:r>
-        <w:rPr>
-          <w:b/>
-          <w:bCs/>
-        </w:rPr>
-        <w:t>:</w:t>
+        <w:t>Judul:</w:t>
       </w:r>
       <w:r>
         <w:t xml:space="preserve"> </w:t>
@@ -1264,7 +1246,7 @@
           <w:i/>
           <w:iCs/>
         </w:rPr>
-        <w:t xml:space="preserve"> </w:t>
+        <w:t xml:space="preserve"> Penjualan </w:t>
       </w:r>
       <w:proofErr w:type="spellStart"/>
       <w:r>
@@ -1272,7 +1254,7 @@
           <w:i/>
           <w:iCs/>
         </w:rPr>
-        <w:t>Penjualan</w:t>
+        <w:t>Berbasis</w:t>
       </w:r>
       <w:proofErr w:type="spellEnd"/>
       <w:r>
@@ -1280,7 +1262,7 @@
           <w:i/>
           <w:iCs/>
         </w:rPr>
-        <w:t xml:space="preserve"> </w:t>
+        <w:t xml:space="preserve"> Web pada UMKM Cheese Stick </w:t>
       </w:r>
       <w:proofErr w:type="spellStart"/>
       <w:r>
@@ -1288,22 +1270,6 @@
           <w:i/>
           <w:iCs/>
         </w:rPr>
-        <w:t>Berbasis</w:t>
-      </w:r>
-      <w:proofErr w:type="spellEnd"/>
-      <w:r>
-        <w:rPr>
-          <w:i/>
-          <w:iCs/>
-        </w:rPr>
-        <w:t xml:space="preserve"> Web pada UMKM Cheese Stick </w:t>
-      </w:r>
-      <w:proofErr w:type="spellStart"/>
-      <w:r>
-        <w:rPr>
-          <w:i/>
-          <w:iCs/>
-        </w:rPr>
         <w:t>Alfan</w:t>
       </w:r>
       <w:proofErr w:type="spellEnd"/>
@@ -1341,15 +1307,7 @@
         <w:t>:</w:t>
       </w:r>
       <w:r>
-        <w:t xml:space="preserve"> </w:t>
-      </w:r>
-      <w:proofErr w:type="spellStart"/>
-      <w:r>
-        <w:t>Latar</w:t>
-      </w:r>
-      <w:proofErr w:type="spellEnd"/>
-      <w:r>
-        <w:t xml:space="preserve"> </w:t>
+        <w:t xml:space="preserve"> Latar </w:t>
       </w:r>
       <w:proofErr w:type="spellStart"/>
       <w:r>
@@ -1373,15 +1331,7 @@
       </w:r>
       <w:proofErr w:type="spellEnd"/>
       <w:r>
-        <w:t xml:space="preserve"> </w:t>
-      </w:r>
-      <w:proofErr w:type="spellStart"/>
-      <w:r>
-        <w:t>Penjualan</w:t>
-      </w:r>
-      <w:proofErr w:type="spellEnd"/>
-      <w:r>
-        <w:t xml:space="preserve"> </w:t>
+        <w:t xml:space="preserve"> Penjualan </w:t>
       </w:r>
       <w:proofErr w:type="spellStart"/>
       <w:r>
@@ -1797,103 +1747,64 @@
       </w:r>
     </w:p>
     <w:p>
-      <w:proofErr w:type="spellStart"/>
-      <w:r>
-        <w:t>Judul</w:t>
-      </w:r>
-      <w:proofErr w:type="spellEnd"/>
-      <w:r>
-        <w:t xml:space="preserve">: </w:t>
-      </w:r>
-      <w:proofErr w:type="spellStart"/>
+      <w:r>
+        <w:t xml:space="preserve">Judul: </w:t>
+      </w:r>
       <w:r>
         <w:rPr>
           <w:i/>
           <w:iCs/>
         </w:rPr>
-        <w:t>Studi</w:t>
-      </w:r>
-      <w:proofErr w:type="spellEnd"/>
+        <w:t xml:space="preserve">Studi </w:t>
+      </w:r>
+      <w:proofErr w:type="spellStart"/>
       <w:r>
         <w:rPr>
           <w:i/>
           <w:iCs/>
         </w:rPr>
-        <w:t xml:space="preserve"> </w:t>
-      </w:r>
-      <w:proofErr w:type="spellStart"/>
+        <w:t>Literatur</w:t>
+      </w:r>
+      <w:proofErr w:type="spellEnd"/>
       <w:r>
         <w:rPr>
           <w:i/>
           <w:iCs/>
         </w:rPr>
-        <w:t>Literatur</w:t>
-      </w:r>
-      <w:proofErr w:type="spellEnd"/>
+        <w:t xml:space="preserve"> </w:t>
+      </w:r>
+      <w:proofErr w:type="spellStart"/>
       <w:r>
         <w:rPr>
           <w:i/>
           <w:iCs/>
         </w:rPr>
-        <w:t xml:space="preserve"> </w:t>
-      </w:r>
-      <w:proofErr w:type="spellStart"/>
+        <w:t>Digitalisasi</w:t>
+      </w:r>
+      <w:proofErr w:type="spellEnd"/>
       <w:r>
         <w:rPr>
           <w:i/>
           <w:iCs/>
         </w:rPr>
-        <w:t>Digitalisasi</w:t>
-      </w:r>
-      <w:proofErr w:type="spellEnd"/>
+        <w:t xml:space="preserve"> UMKM (Usaha Mikro, Kecil, dan </w:t>
+      </w:r>
+      <w:proofErr w:type="spellStart"/>
       <w:r>
         <w:rPr>
           <w:i/>
           <w:iCs/>
         </w:rPr>
-        <w:t xml:space="preserve"> UMKM (Usaha </w:t>
-      </w:r>
-      <w:proofErr w:type="spellStart"/>
+        <w:t>Menengah</w:t>
+      </w:r>
+      <w:proofErr w:type="spellEnd"/>
       <w:r>
         <w:rPr>
           <w:i/>
           <w:iCs/>
         </w:rPr>
-        <w:t>Mikro</w:t>
-      </w:r>
-      <w:proofErr w:type="spellEnd"/>
-      <w:r>
-        <w:rPr>
-          <w:i/>
-          <w:iCs/>
-        </w:rPr>
-        <w:t xml:space="preserve">, Kecil, dan </w:t>
-      </w:r>
-      <w:proofErr w:type="spellStart"/>
-      <w:r>
-        <w:rPr>
-          <w:i/>
-          <w:iCs/>
-        </w:rPr>
-        <w:t>Menengah</w:t>
-      </w:r>
-      <w:proofErr w:type="spellEnd"/>
-      <w:r>
-        <w:rPr>
-          <w:i/>
-          <w:iCs/>
-        </w:rPr>
-        <w:t xml:space="preserve">) di Era Masyarakat 5.0: Strategi dan </w:t>
-      </w:r>
-      <w:proofErr w:type="spellStart"/>
-      <w:r>
-        <w:rPr>
-          <w:i/>
-          <w:iCs/>
-        </w:rPr>
-        <w:t>Faktor</w:t>
-      </w:r>
-      <w:proofErr w:type="spellEnd"/>
+        <w:t>) di Era Masyarakat 5.0: Strategi dan Faktor</w:t>
+      </w:r>
     </w:p>
     <w:p>
       <w:r>
@@ -2363,14 +2274,9 @@
       </w:r>
     </w:p>
     <w:p>
-      <w:proofErr w:type="spellStart"/>
       <w:r>
         <w:lastRenderedPageBreak/>
-        <w:t>Judul</w:t>
-      </w:r>
-      <w:proofErr w:type="spellEnd"/>
-      <w:r>
-        <w:t xml:space="preserve">: </w:t>
+        <w:t xml:space="preserve">Judul: </w:t>
       </w:r>
       <w:proofErr w:type="spellStart"/>
       <w:r>
@@ -3304,7 +3210,7 @@
     <w:p>
       <w:r>
         <w:pict w14:anchorId="2369BE1F">
-          <v:rect id="_x0000_i1037" style="width:0;height:1.5pt" o:hralign="center" o:hrstd="t" o:hr="t" fillcolor="#a0a0a0" stroked="f"/>
+          <v:rect id="_x0000_i1025" style="width:0;height:1.5pt" o:hralign="center" o:hrstd="t" o:hr="t" fillcolor="#a0a0a0" stroked="f"/>
         </w:pict>
       </w:r>
     </w:p>
@@ -3684,7 +3590,7 @@
     <w:p>
       <w:r>
         <w:pict w14:anchorId="2AAF6722">
-          <v:rect id="_x0000_i1038" style="width:0;height:1.5pt" o:hralign="center" o:hrstd="t" o:hr="t" fillcolor="#a0a0a0" stroked="f"/>
+          <v:rect id="_x0000_i1026" style="width:0;height:1.5pt" o:hralign="center" o:hrstd="t" o:hr="t" fillcolor="#a0a0a0" stroked="f"/>
         </w:pict>
       </w:r>
     </w:p>
@@ -4515,7 +4421,7 @@
     <w:p>
       <w:r>
         <w:pict w14:anchorId="0B047E3E">
-          <v:rect id="_x0000_i1053" style="width:0;height:1.5pt" o:hralign="center" o:hrstd="t" o:hr="t" fillcolor="#a0a0a0" stroked="f"/>
+          <v:rect id="_x0000_i1027" style="width:0;height:1.5pt" o:hralign="center" o:hrstd="t" o:hr="t" fillcolor="#a0a0a0" stroked="f"/>
         </w:pict>
       </w:r>
     </w:p>
@@ -4919,7 +4825,7 @@
     <w:p>
       <w:r>
         <w:pict w14:anchorId="466BCF93">
-          <v:rect id="_x0000_i1054" style="width:0;height:1.5pt" o:hralign="center" o:hrstd="t" o:hr="t" fillcolor="#a0a0a0" stroked="f"/>
+          <v:rect id="_x0000_i1028" style="width:0;height:1.5pt" o:hralign="center" o:hrstd="t" o:hr="t" fillcolor="#a0a0a0" stroked="f"/>
         </w:pict>
       </w:r>
     </w:p>
@@ -5328,6 +5234,3216 @@
       </w:r>
     </w:p>
     <w:p/>
+    <w:p>
+      <w:r>
+        <w:t xml:space="preserve">3.4 </w:t>
+      </w:r>
+    </w:p>
+    <w:p>
+      <w:pPr>
+        <w:rPr>
+          <w:b/>
+          <w:bCs/>
+        </w:rPr>
+      </w:pPr>
+      <w:proofErr w:type="spellStart"/>
+      <w:r>
+        <w:rPr>
+          <w:b/>
+          <w:bCs/>
+        </w:rPr>
+        <w:t>Jurnal</w:t>
+      </w:r>
+      <w:proofErr w:type="spellEnd"/>
+      <w:r>
+        <w:rPr>
+          <w:b/>
+          <w:bCs/>
+        </w:rPr>
+        <w:t xml:space="preserve"> ...</w:t>
+      </w:r>
+    </w:p>
+    <w:p>
+      <w:r>
+        <w:rPr>
+          <w:b/>
+          <w:bCs/>
+        </w:rPr>
+        <w:t>Judul:</w:t>
+      </w:r>
+      <w:r>
+        <w:t xml:space="preserve"> </w:t>
+      </w:r>
+      <w:r>
+        <w:rPr>
+          <w:i/>
+          <w:iCs/>
+        </w:rPr>
+        <w:t>...</w:t>
+      </w:r>
+    </w:p>
+    <w:p>
+      <w:r>
+        <w:rPr>
+          <w:b/>
+          <w:bCs/>
+        </w:rPr>
+        <w:t>Author:</w:t>
+      </w:r>
+      <w:r>
+        <w:t xml:space="preserve"> ...</w:t>
+      </w:r>
+    </w:p>
+    <w:p>
+      <w:proofErr w:type="spellStart"/>
+      <w:r>
+        <w:rPr>
+          <w:b/>
+          <w:bCs/>
+        </w:rPr>
+        <w:t>Tahun</w:t>
+      </w:r>
+      <w:proofErr w:type="spellEnd"/>
+      <w:r>
+        <w:rPr>
+          <w:b/>
+          <w:bCs/>
+        </w:rPr>
+        <w:t>:</w:t>
+      </w:r>
+      <w:r>
+        <w:t xml:space="preserve"> ...</w:t>
+      </w:r>
+    </w:p>
+    <w:p>
+      <w:r>
+        <w:rPr>
+          <w:b/>
+          <w:bCs/>
+        </w:rPr>
+        <w:t>Halaman:</w:t>
+      </w:r>
+      <w:r>
+        <w:t xml:space="preserve"> ...</w:t>
+      </w:r>
+    </w:p>
+    <w:p>
+      <w:pPr>
+        <w:rPr>
+          <w:b/>
+          <w:bCs/>
+        </w:rPr>
+      </w:pPr>
+      <w:proofErr w:type="spellStart"/>
+      <w:r>
+        <w:rPr>
+          <w:b/>
+          <w:bCs/>
+        </w:rPr>
+        <w:t>Topik</w:t>
+      </w:r>
+      <w:proofErr w:type="spellEnd"/>
+      <w:r>
+        <w:rPr>
+          <w:b/>
+          <w:bCs/>
+        </w:rPr>
+        <w:t>:</w:t>
+      </w:r>
+    </w:p>
+    <w:p>
+      <w:proofErr w:type="spellStart"/>
+      <w:r>
+        <w:rPr>
+          <w:b/>
+          <w:bCs/>
+        </w:rPr>
+        <w:t>Pengertian</w:t>
+      </w:r>
+      <w:proofErr w:type="spellEnd"/>
+      <w:r>
+        <w:rPr>
+          <w:b/>
+          <w:bCs/>
+        </w:rPr>
+        <w:t xml:space="preserve"> Framework Laravel</w:t>
+      </w:r>
+    </w:p>
+    <w:p>
+      <w:r>
+        <w:rPr>
+          <w:b/>
+          <w:bCs/>
+        </w:rPr>
+        <w:lastRenderedPageBreak/>
+        <w:t>Inti:</w:t>
+      </w:r>
+    </w:p>
+    <w:p>
+      <w:pPr>
+        <w:numPr>
+          <w:ilvl w:val="0"/>
+          <w:numId w:val="12"/>
+        </w:numPr>
+      </w:pPr>
+      <w:r>
+        <w:t xml:space="preserve">Laravel </w:t>
+      </w:r>
+      <w:proofErr w:type="spellStart"/>
+      <w:r>
+        <w:t>merupakan</w:t>
+      </w:r>
+      <w:proofErr w:type="spellEnd"/>
+      <w:r>
+        <w:t xml:space="preserve"> framework web </w:t>
+      </w:r>
+      <w:proofErr w:type="spellStart"/>
+      <w:r>
+        <w:t>berbasis</w:t>
+      </w:r>
+      <w:proofErr w:type="spellEnd"/>
+      <w:r>
+        <w:t xml:space="preserve"> PHP yang </w:t>
+      </w:r>
+      <w:proofErr w:type="spellStart"/>
+      <w:r>
+        <w:t>menerapkan</w:t>
+      </w:r>
+      <w:proofErr w:type="spellEnd"/>
+      <w:r>
+        <w:t xml:space="preserve"> </w:t>
+      </w:r>
+      <w:proofErr w:type="spellStart"/>
+      <w:r>
+        <w:t>pola</w:t>
+      </w:r>
+      <w:proofErr w:type="spellEnd"/>
+      <w:r>
+        <w:t xml:space="preserve"> </w:t>
+      </w:r>
+      <w:proofErr w:type="spellStart"/>
+      <w:r>
+        <w:t>arsitektur</w:t>
+      </w:r>
+      <w:proofErr w:type="spellEnd"/>
+      <w:r>
+        <w:t xml:space="preserve"> </w:t>
+      </w:r>
+      <w:r>
+        <w:rPr>
+          <w:b/>
+          <w:bCs/>
+        </w:rPr>
+        <w:t>Model-View-Controller (MVC)</w:t>
+      </w:r>
+      <w:r>
+        <w:t xml:space="preserve"> </w:t>
+      </w:r>
+      <w:proofErr w:type="spellStart"/>
+      <w:r>
+        <w:t>untuk</w:t>
+      </w:r>
+      <w:proofErr w:type="spellEnd"/>
+      <w:r>
+        <w:t xml:space="preserve"> </w:t>
+      </w:r>
+      <w:proofErr w:type="spellStart"/>
+      <w:r>
+        <w:t>memisahkan</w:t>
+      </w:r>
+      <w:proofErr w:type="spellEnd"/>
+      <w:r>
+        <w:t xml:space="preserve"> </w:t>
+      </w:r>
+      <w:proofErr w:type="spellStart"/>
+      <w:r>
+        <w:t>logika</w:t>
+      </w:r>
+      <w:proofErr w:type="spellEnd"/>
+      <w:r>
+        <w:t xml:space="preserve"> </w:t>
+      </w:r>
+      <w:proofErr w:type="spellStart"/>
+      <w:r>
+        <w:t>aplikasi</w:t>
+      </w:r>
+      <w:proofErr w:type="spellEnd"/>
+      <w:r>
+        <w:t xml:space="preserve">, </w:t>
+      </w:r>
+      <w:proofErr w:type="spellStart"/>
+      <w:r>
+        <w:t>tampilan</w:t>
+      </w:r>
+      <w:proofErr w:type="spellEnd"/>
+      <w:r>
+        <w:t xml:space="preserve">, dan </w:t>
+      </w:r>
+      <w:proofErr w:type="spellStart"/>
+      <w:r>
+        <w:t>pengelolaan</w:t>
+      </w:r>
+      <w:proofErr w:type="spellEnd"/>
+      <w:r>
+        <w:t xml:space="preserve"> data </w:t>
+      </w:r>
+      <w:proofErr w:type="spellStart"/>
+      <w:r>
+        <w:t>sehingga</w:t>
+      </w:r>
+      <w:proofErr w:type="spellEnd"/>
+      <w:r>
+        <w:t xml:space="preserve"> </w:t>
+      </w:r>
+      <w:proofErr w:type="spellStart"/>
+      <w:r>
+        <w:t>pengembangan</w:t>
+      </w:r>
+      <w:proofErr w:type="spellEnd"/>
+      <w:r>
+        <w:t xml:space="preserve"> </w:t>
+      </w:r>
+      <w:proofErr w:type="spellStart"/>
+      <w:r>
+        <w:t>aplikasi</w:t>
+      </w:r>
+      <w:proofErr w:type="spellEnd"/>
+      <w:r>
+        <w:t xml:space="preserve"> </w:t>
+      </w:r>
+      <w:proofErr w:type="spellStart"/>
+      <w:r>
+        <w:t>menjadi</w:t>
+      </w:r>
+      <w:proofErr w:type="spellEnd"/>
+      <w:r>
+        <w:t xml:space="preserve"> </w:t>
+      </w:r>
+      <w:proofErr w:type="spellStart"/>
+      <w:r>
+        <w:t>lebih</w:t>
+      </w:r>
+      <w:proofErr w:type="spellEnd"/>
+      <w:r>
+        <w:t xml:space="preserve"> </w:t>
+      </w:r>
+      <w:proofErr w:type="spellStart"/>
+      <w:r>
+        <w:t>terstruktur</w:t>
+      </w:r>
+      <w:proofErr w:type="spellEnd"/>
+      <w:r>
+        <w:t xml:space="preserve">. </w:t>
+      </w:r>
+    </w:p>
+    <w:p>
+      <w:pPr>
+        <w:numPr>
+          <w:ilvl w:val="0"/>
+          <w:numId w:val="12"/>
+        </w:numPr>
+      </w:pPr>
+      <w:r>
+        <w:t xml:space="preserve">Laravel </w:t>
+      </w:r>
+      <w:proofErr w:type="spellStart"/>
+      <w:r>
+        <w:t>menyediakan</w:t>
+      </w:r>
+      <w:proofErr w:type="spellEnd"/>
+      <w:r>
+        <w:t xml:space="preserve"> </w:t>
+      </w:r>
+      <w:proofErr w:type="spellStart"/>
+      <w:r>
+        <w:t>berbagai</w:t>
+      </w:r>
+      <w:proofErr w:type="spellEnd"/>
+      <w:r>
+        <w:t xml:space="preserve"> </w:t>
+      </w:r>
+      <w:proofErr w:type="spellStart"/>
+      <w:r>
+        <w:t>fitur</w:t>
+      </w:r>
+      <w:proofErr w:type="spellEnd"/>
+      <w:r>
+        <w:t xml:space="preserve"> </w:t>
+      </w:r>
+      <w:proofErr w:type="spellStart"/>
+      <w:r>
+        <w:t>bawaan</w:t>
+      </w:r>
+      <w:proofErr w:type="spellEnd"/>
+      <w:r>
+        <w:t xml:space="preserve"> </w:t>
+      </w:r>
+      <w:proofErr w:type="spellStart"/>
+      <w:r>
+        <w:t>seperti</w:t>
+      </w:r>
+      <w:proofErr w:type="spellEnd"/>
+      <w:r>
+        <w:t xml:space="preserve"> </w:t>
+      </w:r>
+      <w:r>
+        <w:rPr>
+          <w:b/>
+          <w:bCs/>
+        </w:rPr>
+        <w:t>routing</w:t>
+      </w:r>
+      <w:r>
+        <w:t xml:space="preserve">, </w:t>
+      </w:r>
+      <w:r>
+        <w:rPr>
+          <w:b/>
+          <w:bCs/>
+        </w:rPr>
+        <w:t>middleware</w:t>
+      </w:r>
+      <w:r>
+        <w:t xml:space="preserve">, </w:t>
+      </w:r>
+      <w:r>
+        <w:rPr>
+          <w:b/>
+          <w:bCs/>
+        </w:rPr>
+        <w:t>authentication</w:t>
+      </w:r>
+      <w:r>
+        <w:t xml:space="preserve">, </w:t>
+      </w:r>
+      <w:r>
+        <w:rPr>
+          <w:b/>
+          <w:bCs/>
+        </w:rPr>
+        <w:t>migration</w:t>
+      </w:r>
+      <w:r>
+        <w:t xml:space="preserve">, </w:t>
+      </w:r>
+      <w:r>
+        <w:rPr>
+          <w:b/>
+          <w:bCs/>
+        </w:rPr>
+        <w:t>ORM Eloquent</w:t>
+      </w:r>
+      <w:r>
+        <w:t xml:space="preserve">, dan </w:t>
+      </w:r>
+      <w:r>
+        <w:rPr>
+          <w:b/>
+          <w:bCs/>
+        </w:rPr>
+        <w:t>Blade Template Engine</w:t>
+      </w:r>
+      <w:r>
+        <w:t xml:space="preserve"> yang </w:t>
+      </w:r>
+      <w:proofErr w:type="spellStart"/>
+      <w:r>
+        <w:t>mempermudah</w:t>
+      </w:r>
+      <w:proofErr w:type="spellEnd"/>
+      <w:r>
+        <w:t xml:space="preserve"> proses </w:t>
+      </w:r>
+      <w:proofErr w:type="spellStart"/>
+      <w:r>
+        <w:t>pengembangan</w:t>
+      </w:r>
+      <w:proofErr w:type="spellEnd"/>
+      <w:r>
+        <w:t xml:space="preserve"> </w:t>
+      </w:r>
+      <w:proofErr w:type="spellStart"/>
+      <w:r>
+        <w:t>aplikasi</w:t>
+      </w:r>
+      <w:proofErr w:type="spellEnd"/>
+      <w:r>
+        <w:t xml:space="preserve"> web. </w:t>
+      </w:r>
+    </w:p>
+    <w:p>
+      <w:pPr>
+        <w:numPr>
+          <w:ilvl w:val="0"/>
+          <w:numId w:val="12"/>
+        </w:numPr>
+      </w:pPr>
+      <w:proofErr w:type="spellStart"/>
+      <w:r>
+        <w:t>Penggunaan</w:t>
+      </w:r>
+      <w:proofErr w:type="spellEnd"/>
+      <w:r>
+        <w:t xml:space="preserve"> framework Laravel </w:t>
+      </w:r>
+      <w:proofErr w:type="spellStart"/>
+      <w:r>
+        <w:t>membantu</w:t>
+      </w:r>
+      <w:proofErr w:type="spellEnd"/>
+      <w:r>
+        <w:t xml:space="preserve"> </w:t>
+      </w:r>
+      <w:proofErr w:type="spellStart"/>
+      <w:r>
+        <w:t>pengembang</w:t>
+      </w:r>
+      <w:proofErr w:type="spellEnd"/>
+      <w:r>
+        <w:t xml:space="preserve"> </w:t>
+      </w:r>
+      <w:proofErr w:type="spellStart"/>
+      <w:r>
+        <w:t>membangun</w:t>
+      </w:r>
+      <w:proofErr w:type="spellEnd"/>
+      <w:r>
+        <w:t xml:space="preserve"> </w:t>
+      </w:r>
+      <w:proofErr w:type="spellStart"/>
+      <w:r>
+        <w:t>aplikasi</w:t>
+      </w:r>
+      <w:proofErr w:type="spellEnd"/>
+      <w:r>
+        <w:t xml:space="preserve"> web yang </w:t>
+      </w:r>
+      <w:proofErr w:type="spellStart"/>
+      <w:r>
+        <w:t>lebih</w:t>
+      </w:r>
+      <w:proofErr w:type="spellEnd"/>
+      <w:r>
+        <w:t xml:space="preserve"> </w:t>
+      </w:r>
+      <w:proofErr w:type="spellStart"/>
+      <w:r>
+        <w:t>cepat</w:t>
+      </w:r>
+      <w:proofErr w:type="spellEnd"/>
+      <w:r>
+        <w:t xml:space="preserve">, </w:t>
+      </w:r>
+      <w:proofErr w:type="spellStart"/>
+      <w:r>
+        <w:t>aman</w:t>
+      </w:r>
+      <w:proofErr w:type="spellEnd"/>
+      <w:r>
+        <w:t xml:space="preserve">, </w:t>
+      </w:r>
+      <w:proofErr w:type="spellStart"/>
+      <w:r>
+        <w:t>mudah</w:t>
+      </w:r>
+      <w:proofErr w:type="spellEnd"/>
+      <w:r>
+        <w:t xml:space="preserve"> </w:t>
+      </w:r>
+      <w:proofErr w:type="spellStart"/>
+      <w:r>
+        <w:t>dipelihara</w:t>
+      </w:r>
+      <w:proofErr w:type="spellEnd"/>
+      <w:r>
+        <w:t xml:space="preserve">, dan </w:t>
+      </w:r>
+      <w:proofErr w:type="spellStart"/>
+      <w:r>
+        <w:t>mudah</w:t>
+      </w:r>
+      <w:proofErr w:type="spellEnd"/>
+      <w:r>
+        <w:t xml:space="preserve"> </w:t>
+      </w:r>
+      <w:proofErr w:type="spellStart"/>
+      <w:r>
+        <w:t>dikembangkan</w:t>
+      </w:r>
+      <w:proofErr w:type="spellEnd"/>
+      <w:r>
+        <w:t xml:space="preserve"> </w:t>
+      </w:r>
+      <w:proofErr w:type="spellStart"/>
+      <w:r>
+        <w:t>karena</w:t>
+      </w:r>
+      <w:proofErr w:type="spellEnd"/>
+      <w:r>
+        <w:t xml:space="preserve"> </w:t>
+      </w:r>
+      <w:proofErr w:type="spellStart"/>
+      <w:r>
+        <w:t>mengikuti</w:t>
+      </w:r>
+      <w:proofErr w:type="spellEnd"/>
+      <w:r>
+        <w:t xml:space="preserve"> </w:t>
+      </w:r>
+      <w:proofErr w:type="spellStart"/>
+      <w:r>
+        <w:t>konsep</w:t>
+      </w:r>
+      <w:proofErr w:type="spellEnd"/>
+      <w:r>
+        <w:t xml:space="preserve"> </w:t>
+      </w:r>
+      <w:proofErr w:type="spellStart"/>
+      <w:r>
+        <w:t>pengembangan</w:t>
+      </w:r>
+      <w:proofErr w:type="spellEnd"/>
+      <w:r>
+        <w:t xml:space="preserve"> modern.</w:t>
+      </w:r>
+    </w:p>
+    <w:p/>
+    <w:p>
+      <w:proofErr w:type="spellStart"/>
+      <w:r>
+        <w:t>Berdasarkan</w:t>
+      </w:r>
+      <w:proofErr w:type="spellEnd"/>
+      <w:r>
+        <w:t xml:space="preserve"> </w:t>
+      </w:r>
+      <w:proofErr w:type="spellStart"/>
+      <w:r>
+        <w:t>jurnal</w:t>
+      </w:r>
+      <w:proofErr w:type="spellEnd"/>
+      <w:r>
+        <w:t xml:space="preserve"> yang Anda </w:t>
+      </w:r>
+      <w:proofErr w:type="spellStart"/>
+      <w:r>
+        <w:t>unggah</w:t>
+      </w:r>
+      <w:proofErr w:type="spellEnd"/>
+      <w:r>
+        <w:t xml:space="preserve">, </w:t>
+      </w:r>
+      <w:proofErr w:type="spellStart"/>
+      <w:r>
+        <w:t>berikut</w:t>
+      </w:r>
+      <w:proofErr w:type="spellEnd"/>
+      <w:r>
+        <w:t xml:space="preserve"> </w:t>
+      </w:r>
+      <w:proofErr w:type="spellStart"/>
+      <w:r>
+        <w:t>ringkasan</w:t>
+      </w:r>
+      <w:proofErr w:type="spellEnd"/>
+      <w:r>
+        <w:t xml:space="preserve"> </w:t>
+      </w:r>
+      <w:proofErr w:type="spellStart"/>
+      <w:r>
+        <w:t>dengan</w:t>
+      </w:r>
+      <w:proofErr w:type="spellEnd"/>
+      <w:r>
+        <w:t xml:space="preserve"> format yang </w:t>
+      </w:r>
+      <w:proofErr w:type="spellStart"/>
+      <w:r>
+        <w:t>sama</w:t>
+      </w:r>
+      <w:proofErr w:type="spellEnd"/>
+      <w:r>
+        <w:t xml:space="preserve"> </w:t>
+      </w:r>
+      <w:proofErr w:type="spellStart"/>
+      <w:r>
+        <w:t>seperti</w:t>
+      </w:r>
+      <w:proofErr w:type="spellEnd"/>
+      <w:r>
+        <w:t xml:space="preserve"> </w:t>
+      </w:r>
+      <w:proofErr w:type="spellStart"/>
+      <w:r>
+        <w:t>sebelumnya</w:t>
+      </w:r>
+      <w:proofErr w:type="spellEnd"/>
+      <w:r>
+        <w:t>.</w:t>
+      </w:r>
+    </w:p>
+    <w:p>
+      <w:r>
+        <w:pict w14:anchorId="485F3AA5">
+          <v:rect id="_x0000_i1035" style="width:0;height:1.5pt" o:hralign="center" o:hrstd="t" o:hr="t" fillcolor="#a0a0a0" stroked="f"/>
+        </w:pict>
+      </w:r>
+    </w:p>
+    <w:p>
+      <w:pPr>
+        <w:rPr>
+          <w:b/>
+          <w:bCs/>
+        </w:rPr>
+      </w:pPr>
+      <w:proofErr w:type="spellStart"/>
+      <w:r>
+        <w:rPr>
+          <w:b/>
+          <w:bCs/>
+        </w:rPr>
+        <w:t>Jurnal</w:t>
+      </w:r>
+      <w:proofErr w:type="spellEnd"/>
+      <w:r>
+        <w:rPr>
+          <w:b/>
+          <w:bCs/>
+        </w:rPr>
+        <w:t xml:space="preserve"> </w:t>
+      </w:r>
+      <w:r>
+        <w:rPr>
+          <w:b/>
+          <w:bCs/>
+        </w:rPr>
+        <w:t>1</w:t>
+      </w:r>
+    </w:p>
+    <w:p>
+      <w:r>
+        <w:rPr>
+          <w:b/>
+          <w:bCs/>
+        </w:rPr>
+        <w:t>Judul:</w:t>
+      </w:r>
+      <w:r>
+        <w:t xml:space="preserve"> </w:t>
+      </w:r>
+      <w:proofErr w:type="spellStart"/>
+      <w:r>
+        <w:rPr>
+          <w:i/>
+          <w:iCs/>
+        </w:rPr>
+        <w:t>Rancang</w:t>
+      </w:r>
+      <w:proofErr w:type="spellEnd"/>
+      <w:r>
+        <w:rPr>
+          <w:i/>
+          <w:iCs/>
+        </w:rPr>
+        <w:t xml:space="preserve"> </w:t>
+      </w:r>
+      <w:proofErr w:type="spellStart"/>
+      <w:r>
+        <w:rPr>
+          <w:i/>
+          <w:iCs/>
+        </w:rPr>
+        <w:t>Bangun</w:t>
+      </w:r>
+      <w:proofErr w:type="spellEnd"/>
+      <w:r>
+        <w:rPr>
+          <w:i/>
+          <w:iCs/>
+        </w:rPr>
+        <w:t xml:space="preserve"> </w:t>
+      </w:r>
+      <w:proofErr w:type="spellStart"/>
+      <w:r>
+        <w:rPr>
+          <w:i/>
+          <w:iCs/>
+        </w:rPr>
+        <w:t>Sistem</w:t>
+      </w:r>
+      <w:proofErr w:type="spellEnd"/>
+      <w:r>
+        <w:rPr>
+          <w:i/>
+          <w:iCs/>
+        </w:rPr>
+        <w:t xml:space="preserve"> </w:t>
+      </w:r>
+      <w:proofErr w:type="spellStart"/>
+      <w:r>
+        <w:rPr>
+          <w:i/>
+          <w:iCs/>
+        </w:rPr>
+        <w:t>Informasi</w:t>
+      </w:r>
+      <w:proofErr w:type="spellEnd"/>
+      <w:r>
+        <w:rPr>
+          <w:i/>
+          <w:iCs/>
+        </w:rPr>
+        <w:t xml:space="preserve"> </w:t>
+      </w:r>
+      <w:proofErr w:type="spellStart"/>
+      <w:r>
+        <w:rPr>
+          <w:i/>
+          <w:iCs/>
+        </w:rPr>
+        <w:t>Perangkat</w:t>
+      </w:r>
+      <w:proofErr w:type="spellEnd"/>
+      <w:r>
+        <w:rPr>
+          <w:i/>
+          <w:iCs/>
+        </w:rPr>
+        <w:t xml:space="preserve"> IT </w:t>
+      </w:r>
+      <w:proofErr w:type="spellStart"/>
+      <w:r>
+        <w:rPr>
+          <w:i/>
+          <w:iCs/>
+        </w:rPr>
+        <w:t>Berbasis</w:t>
+      </w:r>
+      <w:proofErr w:type="spellEnd"/>
+      <w:r>
+        <w:rPr>
+          <w:i/>
+          <w:iCs/>
+        </w:rPr>
+        <w:t xml:space="preserve"> Web </w:t>
+      </w:r>
+      <w:proofErr w:type="spellStart"/>
+      <w:r>
+        <w:rPr>
+          <w:i/>
+          <w:iCs/>
+        </w:rPr>
+        <w:t>Sebagai</w:t>
+      </w:r>
+      <w:proofErr w:type="spellEnd"/>
+      <w:r>
+        <w:rPr>
+          <w:i/>
+          <w:iCs/>
+        </w:rPr>
+        <w:t xml:space="preserve"> Media Company Profile Di PT. Sentral Data </w:t>
+      </w:r>
+      <w:proofErr w:type="spellStart"/>
+      <w:r>
+        <w:rPr>
+          <w:i/>
+          <w:iCs/>
+        </w:rPr>
+        <w:t>Cemerlang</w:t>
+      </w:r>
+      <w:proofErr w:type="spellEnd"/>
+      <w:r>
+        <w:rPr>
+          <w:i/>
+          <w:iCs/>
+        </w:rPr>
+        <w:t xml:space="preserve"> </w:t>
+      </w:r>
+      <w:proofErr w:type="spellStart"/>
+      <w:r>
+        <w:rPr>
+          <w:i/>
+          <w:iCs/>
+        </w:rPr>
+        <w:t>Menggunakan</w:t>
+      </w:r>
+      <w:proofErr w:type="spellEnd"/>
+      <w:r>
+        <w:rPr>
+          <w:i/>
+          <w:iCs/>
+        </w:rPr>
+        <w:t xml:space="preserve"> Framework Laravel</w:t>
+      </w:r>
+    </w:p>
+    <w:p>
+      <w:r>
+        <w:rPr>
+          <w:b/>
+          <w:bCs/>
+        </w:rPr>
+        <w:t>Author:</w:t>
+      </w:r>
+      <w:r>
+        <w:t xml:space="preserve"> </w:t>
+      </w:r>
+      <w:proofErr w:type="spellStart"/>
+      <w:r>
+        <w:t>Wandi</w:t>
+      </w:r>
+      <w:proofErr w:type="spellEnd"/>
+      <w:r>
+        <w:t xml:space="preserve"> Ilham, Joko Priambodo, Akbar </w:t>
+      </w:r>
+      <w:proofErr w:type="spellStart"/>
+      <w:r>
+        <w:t>Irzan</w:t>
+      </w:r>
+      <w:proofErr w:type="spellEnd"/>
+      <w:r>
+        <w:t xml:space="preserve"> Fauzi, Ardian Irfan Muzaki</w:t>
+      </w:r>
+    </w:p>
+    <w:p>
+      <w:proofErr w:type="spellStart"/>
+      <w:r>
+        <w:rPr>
+          <w:b/>
+          <w:bCs/>
+        </w:rPr>
+        <w:t>Tahun</w:t>
+      </w:r>
+      <w:proofErr w:type="spellEnd"/>
+      <w:r>
+        <w:rPr>
+          <w:b/>
+          <w:bCs/>
+        </w:rPr>
+        <w:t>:</w:t>
+      </w:r>
+      <w:r>
+        <w:t xml:space="preserve"> </w:t>
+      </w:r>
+      <w:r>
+        <w:rPr>
+          <w:b/>
+          <w:bCs/>
+        </w:rPr>
+        <w:t>2026</w:t>
+      </w:r>
+    </w:p>
+    <w:p>
+      <w:r>
+        <w:rPr>
+          <w:b/>
+          <w:bCs/>
+        </w:rPr>
+        <w:t>Halaman:</w:t>
+      </w:r>
+      <w:r>
+        <w:t xml:space="preserve"> 2, 6</w:t>
+      </w:r>
+    </w:p>
+    <w:p>
+      <w:pPr>
+        <w:rPr>
+          <w:b/>
+          <w:bCs/>
+        </w:rPr>
+      </w:pPr>
+      <w:proofErr w:type="spellStart"/>
+      <w:r>
+        <w:rPr>
+          <w:b/>
+          <w:bCs/>
+        </w:rPr>
+        <w:t>Topik</w:t>
+      </w:r>
+      <w:proofErr w:type="spellEnd"/>
+      <w:r>
+        <w:rPr>
+          <w:b/>
+          <w:bCs/>
+        </w:rPr>
+        <w:t>:</w:t>
+      </w:r>
+    </w:p>
+    <w:p>
+      <w:proofErr w:type="spellStart"/>
+      <w:r>
+        <w:rPr>
+          <w:b/>
+          <w:bCs/>
+        </w:rPr>
+        <w:t>Pengertian</w:t>
+      </w:r>
+      <w:proofErr w:type="spellEnd"/>
+      <w:r>
+        <w:rPr>
+          <w:b/>
+          <w:bCs/>
+        </w:rPr>
+        <w:t xml:space="preserve"> Framework Laravel</w:t>
+      </w:r>
+    </w:p>
+    <w:p>
+      <w:r>
+        <w:rPr>
+          <w:b/>
+          <w:bCs/>
+        </w:rPr>
+        <w:t>Inti:</w:t>
+      </w:r>
+    </w:p>
+    <w:p>
+      <w:pPr>
+        <w:numPr>
+          <w:ilvl w:val="0"/>
+          <w:numId w:val="13"/>
+        </w:numPr>
+      </w:pPr>
+      <w:r>
+        <w:t xml:space="preserve">Framework Laravel </w:t>
+      </w:r>
+      <w:proofErr w:type="spellStart"/>
+      <w:r>
+        <w:t>merupakan</w:t>
+      </w:r>
+      <w:proofErr w:type="spellEnd"/>
+      <w:r>
+        <w:t xml:space="preserve"> framework </w:t>
+      </w:r>
+      <w:proofErr w:type="spellStart"/>
+      <w:r>
+        <w:t>berbasis</w:t>
+      </w:r>
+      <w:proofErr w:type="spellEnd"/>
+      <w:r>
+        <w:t xml:space="preserve"> PHP yang </w:t>
+      </w:r>
+      <w:proofErr w:type="spellStart"/>
+      <w:r>
+        <w:t>digunakan</w:t>
+      </w:r>
+      <w:proofErr w:type="spellEnd"/>
+      <w:r>
+        <w:t xml:space="preserve"> </w:t>
+      </w:r>
+      <w:proofErr w:type="spellStart"/>
+      <w:r>
+        <w:t>untuk</w:t>
+      </w:r>
+      <w:proofErr w:type="spellEnd"/>
+      <w:r>
+        <w:t xml:space="preserve"> </w:t>
+      </w:r>
+      <w:proofErr w:type="spellStart"/>
+      <w:r>
+        <w:t>membangun</w:t>
+      </w:r>
+      <w:proofErr w:type="spellEnd"/>
+      <w:r>
+        <w:t xml:space="preserve"> </w:t>
+      </w:r>
+      <w:proofErr w:type="spellStart"/>
+      <w:r>
+        <w:t>sistem</w:t>
+      </w:r>
+      <w:proofErr w:type="spellEnd"/>
+      <w:r>
+        <w:t xml:space="preserve"> </w:t>
+      </w:r>
+      <w:proofErr w:type="spellStart"/>
+      <w:r>
+        <w:t>informasi</w:t>
+      </w:r>
+      <w:proofErr w:type="spellEnd"/>
+      <w:r>
+        <w:t xml:space="preserve"> </w:t>
+      </w:r>
+      <w:proofErr w:type="spellStart"/>
+      <w:r>
+        <w:t>berbasis</w:t>
+      </w:r>
+      <w:proofErr w:type="spellEnd"/>
+      <w:r>
+        <w:t xml:space="preserve"> web agar proses </w:t>
+      </w:r>
+      <w:proofErr w:type="spellStart"/>
+      <w:r>
+        <w:t>pengelolaan</w:t>
+      </w:r>
+      <w:proofErr w:type="spellEnd"/>
+      <w:r>
+        <w:t xml:space="preserve"> data dan </w:t>
+      </w:r>
+      <w:proofErr w:type="spellStart"/>
+      <w:r>
+        <w:t>penyampaian</w:t>
+      </w:r>
+      <w:proofErr w:type="spellEnd"/>
+      <w:r>
+        <w:t xml:space="preserve"> </w:t>
+      </w:r>
+      <w:proofErr w:type="spellStart"/>
+      <w:r>
+        <w:t>informasi</w:t>
+      </w:r>
+      <w:proofErr w:type="spellEnd"/>
+      <w:r>
+        <w:t xml:space="preserve"> </w:t>
+      </w:r>
+      <w:proofErr w:type="spellStart"/>
+      <w:r>
+        <w:t>menjadi</w:t>
+      </w:r>
+      <w:proofErr w:type="spellEnd"/>
+      <w:r>
+        <w:t xml:space="preserve"> </w:t>
+      </w:r>
+      <w:proofErr w:type="spellStart"/>
+      <w:r>
+        <w:t>lebih</w:t>
+      </w:r>
+      <w:proofErr w:type="spellEnd"/>
+      <w:r>
+        <w:t xml:space="preserve"> </w:t>
+      </w:r>
+      <w:proofErr w:type="spellStart"/>
+      <w:r>
+        <w:t>efektif</w:t>
+      </w:r>
+      <w:proofErr w:type="spellEnd"/>
+      <w:r>
+        <w:t xml:space="preserve"> dan </w:t>
+      </w:r>
+      <w:proofErr w:type="spellStart"/>
+      <w:r>
+        <w:t>terstruktur</w:t>
+      </w:r>
+      <w:proofErr w:type="spellEnd"/>
+      <w:r>
+        <w:t>.</w:t>
+      </w:r>
+    </w:p>
+    <w:p>
+      <w:pPr>
+        <w:numPr>
+          <w:ilvl w:val="0"/>
+          <w:numId w:val="13"/>
+        </w:numPr>
+      </w:pPr>
+      <w:r>
+        <w:t xml:space="preserve">Laravel </w:t>
+      </w:r>
+      <w:proofErr w:type="spellStart"/>
+      <w:r>
+        <w:t>menerapkan</w:t>
+      </w:r>
+      <w:proofErr w:type="spellEnd"/>
+      <w:r>
+        <w:t xml:space="preserve"> </w:t>
+      </w:r>
+      <w:proofErr w:type="spellStart"/>
+      <w:r>
+        <w:t>konsep</w:t>
+      </w:r>
+      <w:proofErr w:type="spellEnd"/>
+      <w:r>
+        <w:t xml:space="preserve"> </w:t>
+      </w:r>
+      <w:r>
+        <w:rPr>
+          <w:b/>
+          <w:bCs/>
+        </w:rPr>
+        <w:t>Model-View-Controller (MVC)</w:t>
+      </w:r>
+      <w:r>
+        <w:t xml:space="preserve"> yang </w:t>
+      </w:r>
+      <w:proofErr w:type="spellStart"/>
+      <w:r>
+        <w:t>memisahkan</w:t>
+      </w:r>
+      <w:proofErr w:type="spellEnd"/>
+      <w:r>
+        <w:t xml:space="preserve"> </w:t>
+      </w:r>
+      <w:proofErr w:type="spellStart"/>
+      <w:r>
+        <w:t>pengelolaan</w:t>
+      </w:r>
+      <w:proofErr w:type="spellEnd"/>
+      <w:r>
+        <w:t xml:space="preserve"> proses </w:t>
+      </w:r>
+      <w:proofErr w:type="spellStart"/>
+      <w:r>
+        <w:t>bisnis</w:t>
+      </w:r>
+      <w:proofErr w:type="spellEnd"/>
+      <w:r>
+        <w:t xml:space="preserve">, </w:t>
+      </w:r>
+      <w:proofErr w:type="spellStart"/>
+      <w:r>
+        <w:t>tampilan</w:t>
+      </w:r>
+      <w:proofErr w:type="spellEnd"/>
+      <w:r>
+        <w:t xml:space="preserve"> (view), dan data </w:t>
+      </w:r>
+      <w:proofErr w:type="spellStart"/>
+      <w:r>
+        <w:t>sehingga</w:t>
+      </w:r>
+      <w:proofErr w:type="spellEnd"/>
+      <w:r>
+        <w:t xml:space="preserve"> </w:t>
+      </w:r>
+      <w:proofErr w:type="spellStart"/>
+      <w:r>
+        <w:t>pengembangan</w:t>
+      </w:r>
+      <w:proofErr w:type="spellEnd"/>
+      <w:r>
+        <w:t xml:space="preserve"> </w:t>
+      </w:r>
+      <w:proofErr w:type="spellStart"/>
+      <w:r>
+        <w:t>aplikasi</w:t>
+      </w:r>
+      <w:proofErr w:type="spellEnd"/>
+      <w:r>
+        <w:t xml:space="preserve"> </w:t>
+      </w:r>
+      <w:proofErr w:type="spellStart"/>
+      <w:r>
+        <w:t>menjadi</w:t>
+      </w:r>
+      <w:proofErr w:type="spellEnd"/>
+      <w:r>
+        <w:t xml:space="preserve"> </w:t>
+      </w:r>
+      <w:proofErr w:type="spellStart"/>
+      <w:r>
+        <w:t>lebih</w:t>
+      </w:r>
+      <w:proofErr w:type="spellEnd"/>
+      <w:r>
+        <w:t xml:space="preserve"> </w:t>
+      </w:r>
+      <w:proofErr w:type="spellStart"/>
+      <w:r>
+        <w:t>terorganisir</w:t>
+      </w:r>
+      <w:proofErr w:type="spellEnd"/>
+      <w:r>
+        <w:t xml:space="preserve"> dan </w:t>
+      </w:r>
+      <w:proofErr w:type="spellStart"/>
+      <w:r>
+        <w:t>mudah</w:t>
+      </w:r>
+      <w:proofErr w:type="spellEnd"/>
+      <w:r>
+        <w:t xml:space="preserve"> </w:t>
+      </w:r>
+      <w:proofErr w:type="spellStart"/>
+      <w:r>
+        <w:t>dikelola</w:t>
+      </w:r>
+      <w:proofErr w:type="spellEnd"/>
+      <w:r>
+        <w:t>.</w:t>
+      </w:r>
+    </w:p>
+    <w:p>
+      <w:pPr>
+        <w:numPr>
+          <w:ilvl w:val="0"/>
+          <w:numId w:val="13"/>
+        </w:numPr>
+      </w:pPr>
+      <w:proofErr w:type="spellStart"/>
+      <w:r>
+        <w:t>Penggunaan</w:t>
+      </w:r>
+      <w:proofErr w:type="spellEnd"/>
+      <w:r>
+        <w:t xml:space="preserve"> Framework Laravel </w:t>
+      </w:r>
+      <w:proofErr w:type="spellStart"/>
+      <w:r>
+        <w:t>mempermudah</w:t>
+      </w:r>
+      <w:proofErr w:type="spellEnd"/>
+      <w:r>
+        <w:t xml:space="preserve"> proses </w:t>
+      </w:r>
+      <w:proofErr w:type="spellStart"/>
+      <w:r>
+        <w:t>perancangan</w:t>
+      </w:r>
+      <w:proofErr w:type="spellEnd"/>
+      <w:r>
+        <w:t xml:space="preserve">, </w:t>
+      </w:r>
+      <w:proofErr w:type="spellStart"/>
+      <w:r>
+        <w:t>pembangunan</w:t>
+      </w:r>
+      <w:proofErr w:type="spellEnd"/>
+      <w:r>
+        <w:t xml:space="preserve">, </w:t>
+      </w:r>
+      <w:proofErr w:type="spellStart"/>
+      <w:r>
+        <w:t>serta</w:t>
+      </w:r>
+      <w:proofErr w:type="spellEnd"/>
+      <w:r>
+        <w:t xml:space="preserve"> </w:t>
+      </w:r>
+      <w:proofErr w:type="spellStart"/>
+      <w:r>
+        <w:t>pengembangan</w:t>
+      </w:r>
+      <w:proofErr w:type="spellEnd"/>
+      <w:r>
+        <w:t xml:space="preserve"> </w:t>
+      </w:r>
+      <w:proofErr w:type="spellStart"/>
+      <w:r>
+        <w:t>aplikasi</w:t>
+      </w:r>
+      <w:proofErr w:type="spellEnd"/>
+      <w:r>
+        <w:t xml:space="preserve"> web </w:t>
+      </w:r>
+      <w:proofErr w:type="spellStart"/>
+      <w:r>
+        <w:t>karena</w:t>
+      </w:r>
+      <w:proofErr w:type="spellEnd"/>
+      <w:r>
+        <w:t xml:space="preserve"> </w:t>
+      </w:r>
+      <w:proofErr w:type="spellStart"/>
+      <w:r>
+        <w:t>menyediakan</w:t>
+      </w:r>
+      <w:proofErr w:type="spellEnd"/>
+      <w:r>
+        <w:t xml:space="preserve"> </w:t>
+      </w:r>
+      <w:proofErr w:type="spellStart"/>
+      <w:r>
+        <w:t>struktur</w:t>
+      </w:r>
+      <w:proofErr w:type="spellEnd"/>
+      <w:r>
+        <w:t xml:space="preserve"> </w:t>
+      </w:r>
+      <w:r>
+        <w:lastRenderedPageBreak/>
+        <w:t xml:space="preserve">yang </w:t>
+      </w:r>
+      <w:proofErr w:type="spellStart"/>
+      <w:r>
+        <w:t>sistematis</w:t>
+      </w:r>
+      <w:proofErr w:type="spellEnd"/>
+      <w:r>
+        <w:t xml:space="preserve"> dan </w:t>
+      </w:r>
+      <w:proofErr w:type="spellStart"/>
+      <w:r>
+        <w:t>mendukung</w:t>
+      </w:r>
+      <w:proofErr w:type="spellEnd"/>
+      <w:r>
+        <w:t xml:space="preserve"> </w:t>
+      </w:r>
+      <w:proofErr w:type="spellStart"/>
+      <w:r>
+        <w:t>pengelolaan</w:t>
+      </w:r>
+      <w:proofErr w:type="spellEnd"/>
+      <w:r>
+        <w:t xml:space="preserve"> </w:t>
+      </w:r>
+      <w:proofErr w:type="spellStart"/>
+      <w:r>
+        <w:t>berbagai</w:t>
+      </w:r>
+      <w:proofErr w:type="spellEnd"/>
+      <w:r>
+        <w:t xml:space="preserve"> </w:t>
+      </w:r>
+      <w:proofErr w:type="spellStart"/>
+      <w:r>
+        <w:t>fitur</w:t>
+      </w:r>
+      <w:proofErr w:type="spellEnd"/>
+      <w:r>
+        <w:t xml:space="preserve"> </w:t>
+      </w:r>
+      <w:proofErr w:type="spellStart"/>
+      <w:r>
+        <w:t>aplikasi</w:t>
+      </w:r>
+      <w:proofErr w:type="spellEnd"/>
+      <w:r>
+        <w:t xml:space="preserve"> </w:t>
+      </w:r>
+      <w:proofErr w:type="spellStart"/>
+      <w:r>
+        <w:t>secara</w:t>
+      </w:r>
+      <w:proofErr w:type="spellEnd"/>
+      <w:r>
+        <w:t xml:space="preserve"> </w:t>
+      </w:r>
+      <w:proofErr w:type="spellStart"/>
+      <w:r>
+        <w:t>efisien</w:t>
+      </w:r>
+      <w:proofErr w:type="spellEnd"/>
+      <w:r>
+        <w:t>.</w:t>
+      </w:r>
+    </w:p>
+    <w:p>
+      <w:proofErr w:type="spellStart"/>
+      <w:r>
+        <w:rPr>
+          <w:b/>
+          <w:bCs/>
+        </w:rPr>
+        <w:t>Catatan</w:t>
+      </w:r>
+      <w:proofErr w:type="spellEnd"/>
+      <w:r>
+        <w:rPr>
+          <w:b/>
+          <w:bCs/>
+        </w:rPr>
+        <w:t>:</w:t>
+      </w:r>
+      <w:r>
+        <w:t xml:space="preserve"> Pada </w:t>
+      </w:r>
+      <w:proofErr w:type="spellStart"/>
+      <w:r>
+        <w:t>jurnal</w:t>
+      </w:r>
+      <w:proofErr w:type="spellEnd"/>
+      <w:r>
+        <w:t xml:space="preserve"> </w:t>
+      </w:r>
+      <w:proofErr w:type="spellStart"/>
+      <w:r>
+        <w:t>ini</w:t>
+      </w:r>
+      <w:proofErr w:type="spellEnd"/>
+      <w:r>
+        <w:t xml:space="preserve"> </w:t>
+      </w:r>
+      <w:proofErr w:type="spellStart"/>
+      <w:r>
+        <w:t>tidak</w:t>
+      </w:r>
+      <w:proofErr w:type="spellEnd"/>
+      <w:r>
+        <w:t xml:space="preserve"> </w:t>
+      </w:r>
+      <w:proofErr w:type="spellStart"/>
+      <w:r>
+        <w:t>terdapat</w:t>
+      </w:r>
+      <w:proofErr w:type="spellEnd"/>
+      <w:r>
+        <w:t xml:space="preserve"> </w:t>
+      </w:r>
+      <w:proofErr w:type="spellStart"/>
+      <w:r>
+        <w:t>definisi</w:t>
+      </w:r>
+      <w:proofErr w:type="spellEnd"/>
+      <w:r>
+        <w:t xml:space="preserve"> Laravel yang </w:t>
+      </w:r>
+      <w:proofErr w:type="spellStart"/>
+      <w:r>
+        <w:t>dijelaskan</w:t>
+      </w:r>
+      <w:proofErr w:type="spellEnd"/>
+      <w:r>
+        <w:t xml:space="preserve"> </w:t>
+      </w:r>
+      <w:proofErr w:type="spellStart"/>
+      <w:r>
+        <w:t>secara</w:t>
+      </w:r>
+      <w:proofErr w:type="spellEnd"/>
+      <w:r>
+        <w:t xml:space="preserve"> </w:t>
+      </w:r>
+      <w:proofErr w:type="spellStart"/>
+      <w:r>
+        <w:t>langsung</w:t>
+      </w:r>
+      <w:proofErr w:type="spellEnd"/>
+      <w:r>
+        <w:t xml:space="preserve"> </w:t>
+      </w:r>
+      <w:proofErr w:type="spellStart"/>
+      <w:r>
+        <w:t>dalam</w:t>
+      </w:r>
+      <w:proofErr w:type="spellEnd"/>
+      <w:r>
+        <w:t xml:space="preserve"> </w:t>
+      </w:r>
+      <w:proofErr w:type="spellStart"/>
+      <w:r>
+        <w:t>bentuk</w:t>
+      </w:r>
+      <w:proofErr w:type="spellEnd"/>
+      <w:r>
+        <w:t xml:space="preserve"> </w:t>
+      </w:r>
+      <w:proofErr w:type="spellStart"/>
+      <w:r>
+        <w:t>teori</w:t>
+      </w:r>
+      <w:proofErr w:type="spellEnd"/>
+      <w:r>
+        <w:t xml:space="preserve"> pada </w:t>
+      </w:r>
+      <w:proofErr w:type="spellStart"/>
+      <w:r>
+        <w:t>landasan</w:t>
+      </w:r>
+      <w:proofErr w:type="spellEnd"/>
+      <w:r>
+        <w:t xml:space="preserve"> </w:t>
+      </w:r>
+      <w:proofErr w:type="spellStart"/>
+      <w:r>
+        <w:t>teori</w:t>
+      </w:r>
+      <w:proofErr w:type="spellEnd"/>
+      <w:r>
+        <w:t xml:space="preserve">. </w:t>
+      </w:r>
+      <w:proofErr w:type="spellStart"/>
+      <w:r>
+        <w:t>Definisi</w:t>
+      </w:r>
+      <w:proofErr w:type="spellEnd"/>
+      <w:r>
+        <w:t xml:space="preserve"> Laravel </w:t>
+      </w:r>
+      <w:proofErr w:type="spellStart"/>
+      <w:r>
+        <w:t>diperoleh</w:t>
+      </w:r>
+      <w:proofErr w:type="spellEnd"/>
+      <w:r>
+        <w:t xml:space="preserve"> </w:t>
+      </w:r>
+      <w:proofErr w:type="spellStart"/>
+      <w:r>
+        <w:t>dari</w:t>
+      </w:r>
+      <w:proofErr w:type="spellEnd"/>
+      <w:r>
+        <w:t xml:space="preserve"> </w:t>
+      </w:r>
+      <w:proofErr w:type="spellStart"/>
+      <w:r>
+        <w:t>penjelasan</w:t>
+      </w:r>
+      <w:proofErr w:type="spellEnd"/>
+      <w:r>
+        <w:t xml:space="preserve"> </w:t>
+      </w:r>
+      <w:proofErr w:type="spellStart"/>
+      <w:r>
+        <w:t>implementasi</w:t>
+      </w:r>
+      <w:proofErr w:type="spellEnd"/>
+      <w:r>
+        <w:t xml:space="preserve"> </w:t>
+      </w:r>
+      <w:proofErr w:type="spellStart"/>
+      <w:r>
+        <w:t>sistem</w:t>
+      </w:r>
+      <w:proofErr w:type="spellEnd"/>
+      <w:r>
+        <w:t xml:space="preserve"> pada </w:t>
+      </w:r>
+      <w:proofErr w:type="spellStart"/>
+      <w:r>
+        <w:rPr>
+          <w:b/>
+          <w:bCs/>
+        </w:rPr>
+        <w:t>halaman</w:t>
+      </w:r>
+      <w:proofErr w:type="spellEnd"/>
+      <w:r>
+        <w:rPr>
+          <w:b/>
+          <w:bCs/>
+        </w:rPr>
+        <w:t xml:space="preserve"> 6</w:t>
+      </w:r>
+      <w:r>
+        <w:t xml:space="preserve">, </w:t>
+      </w:r>
+      <w:proofErr w:type="spellStart"/>
+      <w:r>
+        <w:t>sehingga</w:t>
+      </w:r>
+      <w:proofErr w:type="spellEnd"/>
+      <w:r>
+        <w:t xml:space="preserve"> </w:t>
+      </w:r>
+      <w:proofErr w:type="spellStart"/>
+      <w:r>
+        <w:t>poin-poin</w:t>
+      </w:r>
+      <w:proofErr w:type="spellEnd"/>
+      <w:r>
+        <w:t xml:space="preserve"> di </w:t>
+      </w:r>
+      <w:proofErr w:type="spellStart"/>
+      <w:r>
+        <w:t>atas</w:t>
+      </w:r>
+      <w:proofErr w:type="spellEnd"/>
+      <w:r>
+        <w:t xml:space="preserve"> </w:t>
+      </w:r>
+      <w:proofErr w:type="spellStart"/>
+      <w:r>
+        <w:t>merupakan</w:t>
+      </w:r>
+      <w:proofErr w:type="spellEnd"/>
+      <w:r>
+        <w:t xml:space="preserve"> </w:t>
+      </w:r>
+    </w:p>
+    <w:p>
+      <w:proofErr w:type="spellStart"/>
+      <w:r>
+        <w:t>ringkasan</w:t>
+      </w:r>
+      <w:proofErr w:type="spellEnd"/>
+      <w:r>
+        <w:t xml:space="preserve"> yang </w:t>
+      </w:r>
+      <w:proofErr w:type="spellStart"/>
+      <w:r>
+        <w:t>disusun</w:t>
+      </w:r>
+      <w:proofErr w:type="spellEnd"/>
+      <w:r>
+        <w:t xml:space="preserve"> </w:t>
+      </w:r>
+      <w:proofErr w:type="spellStart"/>
+      <w:r>
+        <w:t>berdasarkan</w:t>
+      </w:r>
+      <w:proofErr w:type="spellEnd"/>
+      <w:r>
+        <w:t xml:space="preserve"> </w:t>
+      </w:r>
+      <w:proofErr w:type="spellStart"/>
+      <w:r>
+        <w:t>penjelasan</w:t>
+      </w:r>
+      <w:proofErr w:type="spellEnd"/>
+      <w:r>
+        <w:t xml:space="preserve"> </w:t>
+      </w:r>
+      <w:proofErr w:type="spellStart"/>
+      <w:r>
+        <w:t>tersebut</w:t>
+      </w:r>
+      <w:proofErr w:type="spellEnd"/>
+      <w:r>
+        <w:t>.</w:t>
+      </w:r>
+    </w:p>
+    <w:p/>
+    <w:p>
+      <w:r>
+        <w:t xml:space="preserve">3.5 </w:t>
+      </w:r>
+    </w:p>
+    <w:p>
+      <w:proofErr w:type="spellStart"/>
+      <w:r>
+        <w:t>Untuk</w:t>
+      </w:r>
+      <w:proofErr w:type="spellEnd"/>
+      <w:r>
+        <w:t xml:space="preserve"> </w:t>
+      </w:r>
+      <w:proofErr w:type="spellStart"/>
+      <w:r>
+        <w:t>topik</w:t>
+      </w:r>
+      <w:proofErr w:type="spellEnd"/>
+      <w:r>
+        <w:t xml:space="preserve"> </w:t>
+      </w:r>
+      <w:proofErr w:type="spellStart"/>
+      <w:r>
+        <w:rPr>
+          <w:b/>
+          <w:bCs/>
+        </w:rPr>
+        <w:t>Pengertian</w:t>
+      </w:r>
+      <w:proofErr w:type="spellEnd"/>
+      <w:r>
+        <w:rPr>
+          <w:b/>
+          <w:bCs/>
+        </w:rPr>
+        <w:t xml:space="preserve"> Database MySQL</w:t>
+      </w:r>
+      <w:r>
+        <w:t xml:space="preserve">, </w:t>
+      </w:r>
+      <w:proofErr w:type="spellStart"/>
+      <w:r>
+        <w:t>jurnal</w:t>
+      </w:r>
+      <w:proofErr w:type="spellEnd"/>
+      <w:r>
+        <w:t xml:space="preserve"> yang paling </w:t>
+      </w:r>
+      <w:proofErr w:type="spellStart"/>
+      <w:r>
+        <w:t>sesuai</w:t>
+      </w:r>
+      <w:proofErr w:type="spellEnd"/>
+      <w:r>
+        <w:t xml:space="preserve"> </w:t>
+      </w:r>
+      <w:proofErr w:type="spellStart"/>
+      <w:r>
+        <w:t>adalah</w:t>
+      </w:r>
+      <w:proofErr w:type="spellEnd"/>
+      <w:r>
+        <w:t xml:space="preserve"> </w:t>
+      </w:r>
+      <w:proofErr w:type="spellStart"/>
+      <w:r>
+        <w:rPr>
+          <w:b/>
+          <w:bCs/>
+        </w:rPr>
+        <w:t>Jurnal</w:t>
+      </w:r>
+      <w:proofErr w:type="spellEnd"/>
+      <w:r>
+        <w:rPr>
+          <w:b/>
+          <w:bCs/>
+        </w:rPr>
+        <w:t xml:space="preserve"> 10</w:t>
+      </w:r>
+      <w:r>
+        <w:t xml:space="preserve"> </w:t>
+      </w:r>
+      <w:proofErr w:type="spellStart"/>
+      <w:r>
+        <w:t>karena</w:t>
+      </w:r>
+      <w:proofErr w:type="spellEnd"/>
+      <w:r>
+        <w:t xml:space="preserve"> </w:t>
+      </w:r>
+      <w:proofErr w:type="spellStart"/>
+      <w:r>
+        <w:t>membahas</w:t>
+      </w:r>
+      <w:proofErr w:type="spellEnd"/>
+      <w:r>
+        <w:t xml:space="preserve"> MySQL </w:t>
+      </w:r>
+      <w:proofErr w:type="spellStart"/>
+      <w:r>
+        <w:t>secara</w:t>
+      </w:r>
+      <w:proofErr w:type="spellEnd"/>
+      <w:r>
+        <w:t xml:space="preserve"> </w:t>
+      </w:r>
+      <w:proofErr w:type="spellStart"/>
+      <w:r>
+        <w:t>langsung</w:t>
+      </w:r>
+      <w:proofErr w:type="spellEnd"/>
+      <w:r>
+        <w:t xml:space="preserve">, </w:t>
+      </w:r>
+      <w:proofErr w:type="spellStart"/>
+      <w:r>
+        <w:t>bukan</w:t>
+      </w:r>
+      <w:proofErr w:type="spellEnd"/>
+      <w:r>
+        <w:t xml:space="preserve"> </w:t>
+      </w:r>
+      <w:proofErr w:type="spellStart"/>
+      <w:r>
+        <w:t>hanya</w:t>
+      </w:r>
+      <w:proofErr w:type="spellEnd"/>
+      <w:r>
+        <w:t xml:space="preserve"> DBMS </w:t>
+      </w:r>
+      <w:proofErr w:type="spellStart"/>
+      <w:r>
+        <w:t>secara</w:t>
+      </w:r>
+      <w:proofErr w:type="spellEnd"/>
+      <w:r>
+        <w:t xml:space="preserve"> </w:t>
+      </w:r>
+      <w:proofErr w:type="spellStart"/>
+      <w:r>
+        <w:t>umum</w:t>
+      </w:r>
+      <w:proofErr w:type="spellEnd"/>
+      <w:r>
+        <w:t>.</w:t>
+      </w:r>
+    </w:p>
+    <w:p>
+      <w:r>
+        <w:pict w14:anchorId="53CF805D">
+          <v:rect id="_x0000_i1049" style="width:0;height:1.5pt" o:hralign="center" o:hrstd="t" o:hr="t" fillcolor="#a0a0a0" stroked="f"/>
+        </w:pict>
+      </w:r>
+    </w:p>
+    <w:p>
+      <w:pPr>
+        <w:rPr>
+          <w:b/>
+          <w:bCs/>
+        </w:rPr>
+      </w:pPr>
+      <w:proofErr w:type="spellStart"/>
+      <w:r>
+        <w:rPr>
+          <w:b/>
+          <w:bCs/>
+        </w:rPr>
+        <w:t>Jurnal</w:t>
+      </w:r>
+      <w:proofErr w:type="spellEnd"/>
+      <w:r>
+        <w:rPr>
+          <w:b/>
+          <w:bCs/>
+        </w:rPr>
+        <w:t xml:space="preserve"> </w:t>
+      </w:r>
+      <w:r>
+        <w:rPr>
+          <w:b/>
+          <w:bCs/>
+        </w:rPr>
+        <w:t>1</w:t>
+      </w:r>
+    </w:p>
+    <w:p>
+      <w:r>
+        <w:rPr>
+          <w:b/>
+          <w:bCs/>
+        </w:rPr>
+        <w:t>Judul:</w:t>
+      </w:r>
+      <w:r>
+        <w:t xml:space="preserve"> </w:t>
+      </w:r>
+      <w:proofErr w:type="spellStart"/>
+      <w:r>
+        <w:rPr>
+          <w:i/>
+          <w:iCs/>
+        </w:rPr>
+        <w:t>Pengembangan</w:t>
+      </w:r>
+      <w:proofErr w:type="spellEnd"/>
+      <w:r>
+        <w:rPr>
+          <w:i/>
+          <w:iCs/>
+        </w:rPr>
+        <w:t xml:space="preserve"> Database Management System </w:t>
+      </w:r>
+      <w:proofErr w:type="spellStart"/>
+      <w:r>
+        <w:rPr>
+          <w:i/>
+          <w:iCs/>
+        </w:rPr>
+        <w:t>Menggunakan</w:t>
+      </w:r>
+      <w:proofErr w:type="spellEnd"/>
+      <w:r>
+        <w:rPr>
+          <w:i/>
+          <w:iCs/>
+        </w:rPr>
+        <w:t xml:space="preserve"> My SQL</w:t>
+      </w:r>
+    </w:p>
+    <w:p>
+      <w:r>
+        <w:rPr>
+          <w:b/>
+          <w:bCs/>
+        </w:rPr>
+        <w:t>Author:</w:t>
+      </w:r>
+      <w:r>
+        <w:t xml:space="preserve"> Ummi Kalsum Siregar, </w:t>
+      </w:r>
+      <w:proofErr w:type="spellStart"/>
+      <w:r>
+        <w:t>Tutur</w:t>
+      </w:r>
+      <w:proofErr w:type="spellEnd"/>
+      <w:r>
+        <w:t xml:space="preserve"> </w:t>
+      </w:r>
+      <w:proofErr w:type="spellStart"/>
+      <w:r>
+        <w:t>Arbaim</w:t>
+      </w:r>
+      <w:proofErr w:type="spellEnd"/>
+      <w:r>
+        <w:t xml:space="preserve"> </w:t>
+      </w:r>
+      <w:proofErr w:type="spellStart"/>
+      <w:r>
+        <w:t>Sitakar</w:t>
+      </w:r>
+      <w:proofErr w:type="spellEnd"/>
+      <w:r>
+        <w:t xml:space="preserve">, Sultan Haramain, Zaidah Nur Salamah Lubis, </w:t>
+      </w:r>
+      <w:proofErr w:type="spellStart"/>
+      <w:r>
+        <w:t>Ulfi</w:t>
+      </w:r>
+      <w:proofErr w:type="spellEnd"/>
+      <w:r>
+        <w:t xml:space="preserve"> Nadhirah, </w:t>
+      </w:r>
+      <w:proofErr w:type="spellStart"/>
+      <w:r>
+        <w:t>Yahfizham</w:t>
+      </w:r>
+      <w:proofErr w:type="spellEnd"/>
+    </w:p>
+    <w:p>
+      <w:proofErr w:type="spellStart"/>
+      <w:r>
+        <w:rPr>
+          <w:b/>
+          <w:bCs/>
+        </w:rPr>
+        <w:t>Tahun</w:t>
+      </w:r>
+      <w:proofErr w:type="spellEnd"/>
+      <w:r>
+        <w:rPr>
+          <w:b/>
+          <w:bCs/>
+        </w:rPr>
+        <w:t>:</w:t>
+      </w:r>
+      <w:r>
+        <w:t xml:space="preserve"> </w:t>
+      </w:r>
+      <w:r>
+        <w:rPr>
+          <w:b/>
+          <w:bCs/>
+        </w:rPr>
+        <w:t>2024</w:t>
+      </w:r>
+    </w:p>
+    <w:p>
+      <w:r>
+        <w:rPr>
+          <w:b/>
+          <w:bCs/>
+        </w:rPr>
+        <w:t>Halaman:</w:t>
+      </w:r>
+      <w:r>
+        <w:t xml:space="preserve"> 10–12</w:t>
+      </w:r>
+    </w:p>
+    <w:p>
+      <w:pPr>
+        <w:rPr>
+          <w:b/>
+          <w:bCs/>
+        </w:rPr>
+      </w:pPr>
+      <w:proofErr w:type="spellStart"/>
+      <w:r>
+        <w:rPr>
+          <w:b/>
+          <w:bCs/>
+        </w:rPr>
+        <w:t>Topik</w:t>
+      </w:r>
+      <w:proofErr w:type="spellEnd"/>
+      <w:r>
+        <w:rPr>
+          <w:b/>
+          <w:bCs/>
+        </w:rPr>
+        <w:t>:</w:t>
+      </w:r>
+    </w:p>
+    <w:p>
+      <w:proofErr w:type="spellStart"/>
+      <w:r>
+        <w:rPr>
+          <w:b/>
+          <w:bCs/>
+        </w:rPr>
+        <w:t>Pengertian</w:t>
+      </w:r>
+      <w:proofErr w:type="spellEnd"/>
+      <w:r>
+        <w:rPr>
+          <w:b/>
+          <w:bCs/>
+        </w:rPr>
+        <w:t xml:space="preserve"> Database MySQL</w:t>
+      </w:r>
+    </w:p>
+    <w:p>
+      <w:r>
+        <w:rPr>
+          <w:b/>
+          <w:bCs/>
+        </w:rPr>
+        <w:t>Inti:</w:t>
+      </w:r>
+    </w:p>
+    <w:p>
+      <w:pPr>
+        <w:numPr>
+          <w:ilvl w:val="0"/>
+          <w:numId w:val="14"/>
+        </w:numPr>
+      </w:pPr>
+      <w:r>
+        <w:t xml:space="preserve">MySQL </w:t>
+      </w:r>
+      <w:proofErr w:type="spellStart"/>
+      <w:r>
+        <w:t>merupakan</w:t>
+      </w:r>
+      <w:proofErr w:type="spellEnd"/>
+      <w:r>
+        <w:t xml:space="preserve"> </w:t>
+      </w:r>
+      <w:r>
+        <w:rPr>
+          <w:b/>
+          <w:bCs/>
+        </w:rPr>
+        <w:t>Database Management System (DBMS)</w:t>
+      </w:r>
+      <w:r>
+        <w:t xml:space="preserve"> yang </w:t>
+      </w:r>
+      <w:proofErr w:type="spellStart"/>
+      <w:r>
+        <w:t>bersifat</w:t>
+      </w:r>
+      <w:proofErr w:type="spellEnd"/>
+      <w:r>
+        <w:t xml:space="preserve"> </w:t>
+      </w:r>
+      <w:r>
+        <w:rPr>
+          <w:b/>
+          <w:bCs/>
+        </w:rPr>
+        <w:t>open source</w:t>
+      </w:r>
+      <w:r>
+        <w:t xml:space="preserve">, </w:t>
+      </w:r>
+      <w:proofErr w:type="spellStart"/>
+      <w:r>
+        <w:t>digunakan</w:t>
+      </w:r>
+      <w:proofErr w:type="spellEnd"/>
+      <w:r>
+        <w:t xml:space="preserve"> </w:t>
+      </w:r>
+      <w:proofErr w:type="spellStart"/>
+      <w:r>
+        <w:t>untuk</w:t>
+      </w:r>
+      <w:proofErr w:type="spellEnd"/>
+      <w:r>
+        <w:t xml:space="preserve"> </w:t>
+      </w:r>
+      <w:proofErr w:type="spellStart"/>
+      <w:r>
+        <w:t>mengelola</w:t>
+      </w:r>
+      <w:proofErr w:type="spellEnd"/>
+      <w:r>
+        <w:t xml:space="preserve"> basis data </w:t>
+      </w:r>
+      <w:proofErr w:type="spellStart"/>
+      <w:r>
+        <w:t>secara</w:t>
+      </w:r>
+      <w:proofErr w:type="spellEnd"/>
+      <w:r>
+        <w:t xml:space="preserve"> </w:t>
+      </w:r>
+      <w:proofErr w:type="spellStart"/>
+      <w:r>
+        <w:t>efektif</w:t>
+      </w:r>
+      <w:proofErr w:type="spellEnd"/>
+      <w:r>
+        <w:t xml:space="preserve"> </w:t>
+      </w:r>
+      <w:proofErr w:type="spellStart"/>
+      <w:r>
+        <w:t>serta</w:t>
+      </w:r>
+      <w:proofErr w:type="spellEnd"/>
+      <w:r>
+        <w:t xml:space="preserve"> </w:t>
+      </w:r>
+      <w:proofErr w:type="spellStart"/>
+      <w:r>
+        <w:t>menyediakan</w:t>
+      </w:r>
+      <w:proofErr w:type="spellEnd"/>
+      <w:r>
+        <w:t xml:space="preserve"> dua </w:t>
+      </w:r>
+      <w:proofErr w:type="spellStart"/>
+      <w:r>
+        <w:t>jenis</w:t>
+      </w:r>
+      <w:proofErr w:type="spellEnd"/>
+      <w:r>
+        <w:t xml:space="preserve"> </w:t>
+      </w:r>
+      <w:proofErr w:type="spellStart"/>
+      <w:r>
+        <w:t>lisensi</w:t>
+      </w:r>
+      <w:proofErr w:type="spellEnd"/>
+      <w:r>
+        <w:t xml:space="preserve">, </w:t>
+      </w:r>
+      <w:proofErr w:type="spellStart"/>
+      <w:r>
+        <w:t>yaitu</w:t>
+      </w:r>
+      <w:proofErr w:type="spellEnd"/>
+      <w:r>
+        <w:t xml:space="preserve"> </w:t>
+      </w:r>
+      <w:r>
+        <w:rPr>
+          <w:i/>
+          <w:iCs/>
+        </w:rPr>
+        <w:t>Free Software</w:t>
+      </w:r>
+      <w:r>
+        <w:t xml:space="preserve"> dan </w:t>
+      </w:r>
+      <w:r>
+        <w:rPr>
+          <w:i/>
+          <w:iCs/>
+        </w:rPr>
+        <w:t>Shareware</w:t>
+      </w:r>
+      <w:r>
+        <w:t>.</w:t>
+      </w:r>
+    </w:p>
+    <w:p>
+      <w:pPr>
+        <w:numPr>
+          <w:ilvl w:val="0"/>
+          <w:numId w:val="14"/>
+        </w:numPr>
+      </w:pPr>
+      <w:r>
+        <w:t xml:space="preserve">MySQL </w:t>
+      </w:r>
+      <w:proofErr w:type="spellStart"/>
+      <w:r>
+        <w:t>termasuk</w:t>
+      </w:r>
+      <w:proofErr w:type="spellEnd"/>
+      <w:r>
+        <w:t xml:space="preserve"> </w:t>
+      </w:r>
+      <w:proofErr w:type="spellStart"/>
+      <w:r>
+        <w:t>ke</w:t>
+      </w:r>
+      <w:proofErr w:type="spellEnd"/>
+      <w:r>
+        <w:t xml:space="preserve"> </w:t>
+      </w:r>
+      <w:proofErr w:type="spellStart"/>
+      <w:r>
+        <w:t>dalam</w:t>
+      </w:r>
+      <w:proofErr w:type="spellEnd"/>
+      <w:r>
+        <w:t xml:space="preserve"> </w:t>
+      </w:r>
+      <w:r>
+        <w:rPr>
+          <w:b/>
+          <w:bCs/>
+        </w:rPr>
+        <w:t>Relational Database Management System (RDBMS)</w:t>
+      </w:r>
+      <w:r>
+        <w:t xml:space="preserve">, </w:t>
+      </w:r>
+      <w:proofErr w:type="spellStart"/>
+      <w:r>
+        <w:t>sehingga</w:t>
+      </w:r>
+      <w:proofErr w:type="spellEnd"/>
+      <w:r>
+        <w:t xml:space="preserve"> </w:t>
+      </w:r>
+      <w:proofErr w:type="spellStart"/>
+      <w:r>
+        <w:t>menggunakan</w:t>
+      </w:r>
+      <w:proofErr w:type="spellEnd"/>
+      <w:r>
+        <w:t xml:space="preserve"> </w:t>
+      </w:r>
+      <w:proofErr w:type="spellStart"/>
+      <w:r>
+        <w:t>konsep</w:t>
+      </w:r>
+      <w:proofErr w:type="spellEnd"/>
+      <w:r>
+        <w:t xml:space="preserve"> </w:t>
+      </w:r>
+      <w:proofErr w:type="spellStart"/>
+      <w:r>
+        <w:t>tabel</w:t>
+      </w:r>
+      <w:proofErr w:type="spellEnd"/>
+      <w:r>
+        <w:t xml:space="preserve"> yang </w:t>
+      </w:r>
+      <w:proofErr w:type="spellStart"/>
+      <w:r>
+        <w:t>terdiri</w:t>
+      </w:r>
+      <w:proofErr w:type="spellEnd"/>
+      <w:r>
+        <w:t xml:space="preserve"> </w:t>
+      </w:r>
+      <w:proofErr w:type="spellStart"/>
+      <w:r>
+        <w:t>dari</w:t>
+      </w:r>
+      <w:proofErr w:type="spellEnd"/>
+      <w:r>
+        <w:t xml:space="preserve"> baris dan </w:t>
+      </w:r>
+      <w:proofErr w:type="spellStart"/>
+      <w:r>
+        <w:t>kolom</w:t>
+      </w:r>
+      <w:proofErr w:type="spellEnd"/>
+      <w:r>
+        <w:t xml:space="preserve"> </w:t>
+      </w:r>
+      <w:proofErr w:type="spellStart"/>
+      <w:r>
+        <w:t>serta</w:t>
+      </w:r>
+      <w:proofErr w:type="spellEnd"/>
+      <w:r>
+        <w:t xml:space="preserve"> </w:t>
+      </w:r>
+      <w:proofErr w:type="spellStart"/>
+      <w:r>
+        <w:t>mendukung</w:t>
+      </w:r>
+      <w:proofErr w:type="spellEnd"/>
+      <w:r>
+        <w:t xml:space="preserve"> </w:t>
+      </w:r>
+      <w:proofErr w:type="spellStart"/>
+      <w:r>
+        <w:t>hubungan</w:t>
+      </w:r>
+      <w:proofErr w:type="spellEnd"/>
+      <w:r>
+        <w:t xml:space="preserve"> </w:t>
+      </w:r>
+      <w:proofErr w:type="spellStart"/>
+      <w:r>
+        <w:t>antar</w:t>
+      </w:r>
+      <w:proofErr w:type="spellEnd"/>
+      <w:r>
+        <w:t xml:space="preserve"> </w:t>
+      </w:r>
+      <w:proofErr w:type="spellStart"/>
+      <w:r>
+        <w:t>tabel</w:t>
+      </w:r>
+      <w:proofErr w:type="spellEnd"/>
+      <w:r>
+        <w:t xml:space="preserve"> </w:t>
+      </w:r>
+      <w:proofErr w:type="spellStart"/>
+      <w:r>
+        <w:t>dalam</w:t>
+      </w:r>
+      <w:proofErr w:type="spellEnd"/>
+      <w:r>
+        <w:t xml:space="preserve"> </w:t>
+      </w:r>
+      <w:proofErr w:type="spellStart"/>
+      <w:r>
+        <w:t>penyimpanan</w:t>
+      </w:r>
+      <w:proofErr w:type="spellEnd"/>
+      <w:r>
+        <w:t xml:space="preserve"> data.</w:t>
+      </w:r>
+    </w:p>
+    <w:p>
+      <w:pPr>
+        <w:numPr>
+          <w:ilvl w:val="0"/>
+          <w:numId w:val="14"/>
+        </w:numPr>
+      </w:pPr>
+      <w:r>
+        <w:t xml:space="preserve">MySQL </w:t>
+      </w:r>
+      <w:proofErr w:type="spellStart"/>
+      <w:r>
+        <w:t>merupakan</w:t>
+      </w:r>
+      <w:proofErr w:type="spellEnd"/>
+      <w:r>
+        <w:t xml:space="preserve"> database server yang </w:t>
+      </w:r>
+      <w:proofErr w:type="spellStart"/>
+      <w:r>
+        <w:t>mendukung</w:t>
+      </w:r>
+      <w:proofErr w:type="spellEnd"/>
+      <w:r>
+        <w:t xml:space="preserve"> </w:t>
+      </w:r>
+      <w:proofErr w:type="spellStart"/>
+      <w:r>
+        <w:t>bahasa</w:t>
+      </w:r>
+      <w:proofErr w:type="spellEnd"/>
+      <w:r>
+        <w:t xml:space="preserve"> </w:t>
+      </w:r>
+      <w:r>
+        <w:rPr>
+          <w:b/>
+          <w:bCs/>
+        </w:rPr>
+        <w:t>SQL (Structured Query Language)</w:t>
+      </w:r>
+      <w:r>
+        <w:t xml:space="preserve"> </w:t>
+      </w:r>
+      <w:proofErr w:type="spellStart"/>
+      <w:r>
+        <w:t>sebagai</w:t>
+      </w:r>
+      <w:proofErr w:type="spellEnd"/>
+      <w:r>
+        <w:t xml:space="preserve"> </w:t>
+      </w:r>
+      <w:proofErr w:type="spellStart"/>
+      <w:r>
+        <w:t>bahasa</w:t>
+      </w:r>
+      <w:proofErr w:type="spellEnd"/>
+      <w:r>
+        <w:t xml:space="preserve"> </w:t>
+      </w:r>
+      <w:proofErr w:type="spellStart"/>
+      <w:r>
+        <w:t>standar</w:t>
+      </w:r>
+      <w:proofErr w:type="spellEnd"/>
+      <w:r>
+        <w:t xml:space="preserve"> </w:t>
+      </w:r>
+      <w:proofErr w:type="spellStart"/>
+      <w:r>
+        <w:t>untuk</w:t>
+      </w:r>
+      <w:proofErr w:type="spellEnd"/>
+      <w:r>
+        <w:t xml:space="preserve"> </w:t>
+      </w:r>
+      <w:proofErr w:type="spellStart"/>
+      <w:r>
+        <w:t>membuat</w:t>
+      </w:r>
+      <w:proofErr w:type="spellEnd"/>
+      <w:r>
+        <w:t xml:space="preserve">, </w:t>
+      </w:r>
+      <w:proofErr w:type="spellStart"/>
+      <w:r>
+        <w:t>mengakses</w:t>
+      </w:r>
+      <w:proofErr w:type="spellEnd"/>
+      <w:r>
+        <w:t xml:space="preserve">, </w:t>
+      </w:r>
+      <w:proofErr w:type="spellStart"/>
+      <w:r>
+        <w:t>memanipulasi</w:t>
+      </w:r>
+      <w:proofErr w:type="spellEnd"/>
+      <w:r>
+        <w:t xml:space="preserve">, dan </w:t>
+      </w:r>
+      <w:proofErr w:type="spellStart"/>
+      <w:r>
+        <w:t>mengelola</w:t>
+      </w:r>
+      <w:proofErr w:type="spellEnd"/>
+      <w:r>
+        <w:t xml:space="preserve"> data </w:t>
+      </w:r>
+      <w:proofErr w:type="spellStart"/>
+      <w:r>
+        <w:t>dalam</w:t>
+      </w:r>
+      <w:proofErr w:type="spellEnd"/>
+      <w:r>
+        <w:t xml:space="preserve"> basis data </w:t>
+      </w:r>
+      <w:proofErr w:type="spellStart"/>
+      <w:r>
+        <w:t>secara</w:t>
+      </w:r>
+      <w:proofErr w:type="spellEnd"/>
+      <w:r>
+        <w:t xml:space="preserve"> </w:t>
+      </w:r>
+      <w:proofErr w:type="spellStart"/>
+      <w:r>
+        <w:t>efisien</w:t>
+      </w:r>
+      <w:proofErr w:type="spellEnd"/>
+      <w:r>
+        <w:t>.</w:t>
+      </w:r>
+    </w:p>
+    <w:p>
+      <w:pPr>
+        <w:rPr>
+          <w:b/>
+          <w:bCs/>
+        </w:rPr>
+      </w:pPr>
+      <w:proofErr w:type="spellStart"/>
+      <w:r>
+        <w:rPr>
+          <w:b/>
+          <w:bCs/>
+        </w:rPr>
+        <w:t>Jurnal</w:t>
+      </w:r>
+      <w:proofErr w:type="spellEnd"/>
+      <w:r>
+        <w:rPr>
+          <w:b/>
+          <w:bCs/>
+        </w:rPr>
+        <w:t xml:space="preserve"> </w:t>
+      </w:r>
+      <w:r>
+        <w:rPr>
+          <w:b/>
+          <w:bCs/>
+        </w:rPr>
+        <w:t>2</w:t>
+      </w:r>
+    </w:p>
+    <w:p>
+      <w:r>
+        <w:rPr>
+          <w:b/>
+          <w:bCs/>
+        </w:rPr>
+        <w:t>Judul:</w:t>
+      </w:r>
+      <w:r>
+        <w:t xml:space="preserve"> </w:t>
+      </w:r>
+      <w:proofErr w:type="spellStart"/>
+      <w:r>
+        <w:rPr>
+          <w:i/>
+          <w:iCs/>
+        </w:rPr>
+        <w:t>Sistem</w:t>
+      </w:r>
+      <w:proofErr w:type="spellEnd"/>
+      <w:r>
+        <w:rPr>
+          <w:i/>
+          <w:iCs/>
+        </w:rPr>
+        <w:t xml:space="preserve"> </w:t>
+      </w:r>
+      <w:proofErr w:type="spellStart"/>
+      <w:r>
+        <w:rPr>
+          <w:i/>
+          <w:iCs/>
+        </w:rPr>
+        <w:t>Manajemen</w:t>
+      </w:r>
+      <w:proofErr w:type="spellEnd"/>
+      <w:r>
+        <w:rPr>
+          <w:i/>
+          <w:iCs/>
+        </w:rPr>
+        <w:t xml:space="preserve"> Basis Data </w:t>
+      </w:r>
+      <w:proofErr w:type="spellStart"/>
+      <w:r>
+        <w:rPr>
+          <w:i/>
+          <w:iCs/>
+        </w:rPr>
+        <w:t>Menggunakan</w:t>
+      </w:r>
+      <w:proofErr w:type="spellEnd"/>
+      <w:r>
+        <w:rPr>
+          <w:i/>
+          <w:iCs/>
+        </w:rPr>
+        <w:t xml:space="preserve"> MySQL</w:t>
+      </w:r>
+    </w:p>
+    <w:p>
+      <w:r>
+        <w:rPr>
+          <w:b/>
+          <w:bCs/>
+        </w:rPr>
+        <w:lastRenderedPageBreak/>
+        <w:t>Author:</w:t>
+      </w:r>
+      <w:r>
+        <w:t xml:space="preserve"> </w:t>
+      </w:r>
+      <w:proofErr w:type="spellStart"/>
+      <w:r>
+        <w:t>Meidyan</w:t>
+      </w:r>
+      <w:proofErr w:type="spellEnd"/>
+      <w:r>
+        <w:t xml:space="preserve"> Permata Putri, </w:t>
+      </w:r>
+      <w:proofErr w:type="spellStart"/>
+      <w:r>
+        <w:t>Ebtaria</w:t>
+      </w:r>
+      <w:proofErr w:type="spellEnd"/>
+      <w:r>
+        <w:t xml:space="preserve"> </w:t>
+      </w:r>
+      <w:proofErr w:type="spellStart"/>
+      <w:r>
+        <w:t>Nadeak</w:t>
+      </w:r>
+      <w:proofErr w:type="spellEnd"/>
+      <w:r>
+        <w:t xml:space="preserve">, </w:t>
+      </w:r>
+      <w:proofErr w:type="spellStart"/>
+      <w:r>
+        <w:t>Malahayati</w:t>
+      </w:r>
+      <w:proofErr w:type="spellEnd"/>
+      <w:r>
+        <w:t xml:space="preserve">, </w:t>
+      </w:r>
+      <w:proofErr w:type="spellStart"/>
+      <w:r>
+        <w:t>Nurlaili</w:t>
+      </w:r>
+      <w:proofErr w:type="spellEnd"/>
+      <w:r>
+        <w:t xml:space="preserve"> Rahmi, Arsia Rini, Diah Novita Sari, </w:t>
+      </w:r>
+      <w:proofErr w:type="spellStart"/>
+      <w:r>
+        <w:t>Kurniati</w:t>
+      </w:r>
+      <w:proofErr w:type="spellEnd"/>
+      <w:r>
+        <w:t xml:space="preserve">, Herlinda Kusmiati, Rendy </w:t>
+      </w:r>
+      <w:proofErr w:type="spellStart"/>
+      <w:r>
+        <w:t>Almaheri</w:t>
+      </w:r>
+      <w:proofErr w:type="spellEnd"/>
+      <w:r>
+        <w:t xml:space="preserve"> Adhi Pratama</w:t>
+      </w:r>
+    </w:p>
+    <w:p>
+      <w:proofErr w:type="spellStart"/>
+      <w:r>
+        <w:rPr>
+          <w:b/>
+          <w:bCs/>
+        </w:rPr>
+        <w:t>Tahun</w:t>
+      </w:r>
+      <w:proofErr w:type="spellEnd"/>
+      <w:r>
+        <w:rPr>
+          <w:b/>
+          <w:bCs/>
+        </w:rPr>
+        <w:t>:</w:t>
+      </w:r>
+      <w:r>
+        <w:t xml:space="preserve"> </w:t>
+      </w:r>
+      <w:r>
+        <w:rPr>
+          <w:b/>
+          <w:bCs/>
+        </w:rPr>
+        <w:t>2023</w:t>
+      </w:r>
+    </w:p>
+    <w:p>
+      <w:r>
+        <w:rPr>
+          <w:b/>
+          <w:bCs/>
+        </w:rPr>
+        <w:t>Halaman:</w:t>
+      </w:r>
+      <w:r>
+        <w:t xml:space="preserve"> 1–217 (</w:t>
+      </w:r>
+      <w:proofErr w:type="spellStart"/>
+      <w:r>
+        <w:t>Buku</w:t>
+      </w:r>
+      <w:proofErr w:type="spellEnd"/>
+      <w:r>
+        <w:t>)</w:t>
+      </w:r>
+    </w:p>
+    <w:p>
+      <w:pPr>
+        <w:rPr>
+          <w:b/>
+          <w:bCs/>
+        </w:rPr>
+      </w:pPr>
+      <w:proofErr w:type="spellStart"/>
+      <w:r>
+        <w:rPr>
+          <w:b/>
+          <w:bCs/>
+        </w:rPr>
+        <w:t>Topik</w:t>
+      </w:r>
+      <w:proofErr w:type="spellEnd"/>
+      <w:r>
+        <w:rPr>
+          <w:b/>
+          <w:bCs/>
+        </w:rPr>
+        <w:t>:</w:t>
+      </w:r>
+    </w:p>
+    <w:p>
+      <w:proofErr w:type="spellStart"/>
+      <w:r>
+        <w:rPr>
+          <w:b/>
+          <w:bCs/>
+        </w:rPr>
+        <w:t>Pengertian</w:t>
+      </w:r>
+      <w:proofErr w:type="spellEnd"/>
+      <w:r>
+        <w:rPr>
+          <w:b/>
+          <w:bCs/>
+        </w:rPr>
+        <w:t xml:space="preserve"> Database MySQL</w:t>
+      </w:r>
+    </w:p>
+    <w:p>
+      <w:pPr>
+        <w:rPr>
+          <w:b/>
+          <w:bCs/>
+        </w:rPr>
+      </w:pPr>
+      <w:r>
+        <w:rPr>
+          <w:b/>
+          <w:bCs/>
+        </w:rPr>
+        <w:t>Inti:</w:t>
+      </w:r>
+    </w:p>
+    <w:p>
+      <w:pPr>
+        <w:numPr>
+          <w:ilvl w:val="0"/>
+          <w:numId w:val="15"/>
+        </w:numPr>
+      </w:pPr>
+      <w:r>
+        <w:t xml:space="preserve">MySQL </w:t>
+      </w:r>
+      <w:proofErr w:type="spellStart"/>
+      <w:r>
+        <w:t>merupakan</w:t>
+      </w:r>
+      <w:proofErr w:type="spellEnd"/>
+      <w:r>
+        <w:t xml:space="preserve"> </w:t>
+      </w:r>
+      <w:r>
+        <w:rPr>
+          <w:b/>
+          <w:bCs/>
+        </w:rPr>
+        <w:t>Database Management System (DBMS)</w:t>
+      </w:r>
+      <w:r>
+        <w:t xml:space="preserve"> </w:t>
+      </w:r>
+      <w:proofErr w:type="spellStart"/>
+      <w:r>
+        <w:t>berbasis</w:t>
+      </w:r>
+      <w:proofErr w:type="spellEnd"/>
+      <w:r>
+        <w:t xml:space="preserve"> </w:t>
+      </w:r>
+      <w:r>
+        <w:rPr>
+          <w:b/>
+          <w:bCs/>
+        </w:rPr>
+        <w:t>Relational Database Management System (RDBMS)</w:t>
+      </w:r>
+      <w:r>
+        <w:t xml:space="preserve"> yang </w:t>
+      </w:r>
+      <w:proofErr w:type="spellStart"/>
+      <w:r>
+        <w:t>digunakan</w:t>
+      </w:r>
+      <w:proofErr w:type="spellEnd"/>
+      <w:r>
+        <w:t xml:space="preserve"> </w:t>
+      </w:r>
+      <w:proofErr w:type="spellStart"/>
+      <w:r>
+        <w:t>untuk</w:t>
+      </w:r>
+      <w:proofErr w:type="spellEnd"/>
+      <w:r>
+        <w:t xml:space="preserve"> </w:t>
+      </w:r>
+      <w:proofErr w:type="spellStart"/>
+      <w:r>
+        <w:t>membuat</w:t>
+      </w:r>
+      <w:proofErr w:type="spellEnd"/>
+      <w:r>
+        <w:t xml:space="preserve">, </w:t>
+      </w:r>
+      <w:proofErr w:type="spellStart"/>
+      <w:r>
+        <w:t>menyimpan</w:t>
+      </w:r>
+      <w:proofErr w:type="spellEnd"/>
+      <w:r>
+        <w:t xml:space="preserve">, </w:t>
+      </w:r>
+      <w:proofErr w:type="spellStart"/>
+      <w:r>
+        <w:t>mengelola</w:t>
+      </w:r>
+      <w:proofErr w:type="spellEnd"/>
+      <w:r>
+        <w:t xml:space="preserve">, </w:t>
+      </w:r>
+      <w:proofErr w:type="spellStart"/>
+      <w:r>
+        <w:t>serta</w:t>
+      </w:r>
+      <w:proofErr w:type="spellEnd"/>
+      <w:r>
+        <w:t xml:space="preserve"> </w:t>
+      </w:r>
+      <w:proofErr w:type="spellStart"/>
+      <w:r>
+        <w:t>mengakses</w:t>
+      </w:r>
+      <w:proofErr w:type="spellEnd"/>
+      <w:r>
+        <w:t xml:space="preserve"> data </w:t>
+      </w:r>
+      <w:proofErr w:type="spellStart"/>
+      <w:r>
+        <w:t>secara</w:t>
+      </w:r>
+      <w:proofErr w:type="spellEnd"/>
+      <w:r>
+        <w:t xml:space="preserve"> </w:t>
+      </w:r>
+      <w:proofErr w:type="spellStart"/>
+      <w:r>
+        <w:t>terstruktur</w:t>
+      </w:r>
+      <w:proofErr w:type="spellEnd"/>
+      <w:r>
+        <w:t xml:space="preserve"> </w:t>
+      </w:r>
+      <w:proofErr w:type="spellStart"/>
+      <w:r>
+        <w:t>melalui</w:t>
+      </w:r>
+      <w:proofErr w:type="spellEnd"/>
+      <w:r>
+        <w:t xml:space="preserve"> </w:t>
+      </w:r>
+      <w:proofErr w:type="spellStart"/>
+      <w:r>
+        <w:t>bahasa</w:t>
+      </w:r>
+      <w:proofErr w:type="spellEnd"/>
+      <w:r>
+        <w:t xml:space="preserve"> SQL.</w:t>
+      </w:r>
+    </w:p>
+    <w:p>
+      <w:pPr>
+        <w:numPr>
+          <w:ilvl w:val="0"/>
+          <w:numId w:val="15"/>
+        </w:numPr>
+      </w:pPr>
+      <w:r>
+        <w:t xml:space="preserve">MySQL </w:t>
+      </w:r>
+      <w:proofErr w:type="spellStart"/>
+      <w:r>
+        <w:t>bersifat</w:t>
+      </w:r>
+      <w:proofErr w:type="spellEnd"/>
+      <w:r>
+        <w:t xml:space="preserve"> </w:t>
+      </w:r>
+      <w:r>
+        <w:rPr>
+          <w:b/>
+          <w:bCs/>
+        </w:rPr>
+        <w:t>open source</w:t>
+      </w:r>
+      <w:r>
+        <w:t xml:space="preserve">, </w:t>
+      </w:r>
+      <w:proofErr w:type="spellStart"/>
+      <w:r>
+        <w:t>memiliki</w:t>
+      </w:r>
+      <w:proofErr w:type="spellEnd"/>
+      <w:r>
+        <w:t xml:space="preserve"> </w:t>
+      </w:r>
+      <w:proofErr w:type="spellStart"/>
+      <w:r>
+        <w:t>performa</w:t>
+      </w:r>
+      <w:proofErr w:type="spellEnd"/>
+      <w:r>
+        <w:t xml:space="preserve"> </w:t>
+      </w:r>
+      <w:proofErr w:type="spellStart"/>
+      <w:r>
+        <w:t>tinggi</w:t>
+      </w:r>
+      <w:proofErr w:type="spellEnd"/>
+      <w:r>
+        <w:t xml:space="preserve">, </w:t>
+      </w:r>
+      <w:proofErr w:type="spellStart"/>
+      <w:r>
+        <w:t>skalabilitas</w:t>
+      </w:r>
+      <w:proofErr w:type="spellEnd"/>
+      <w:r>
+        <w:t xml:space="preserve"> yang </w:t>
+      </w:r>
+      <w:proofErr w:type="spellStart"/>
+      <w:r>
+        <w:t>baik</w:t>
+      </w:r>
+      <w:proofErr w:type="spellEnd"/>
+      <w:r>
+        <w:t xml:space="preserve">, </w:t>
+      </w:r>
+      <w:proofErr w:type="spellStart"/>
+      <w:r>
+        <w:t>keamanan</w:t>
+      </w:r>
+      <w:proofErr w:type="spellEnd"/>
+      <w:r>
+        <w:t xml:space="preserve"> yang </w:t>
+      </w:r>
+      <w:proofErr w:type="spellStart"/>
+      <w:r>
+        <w:t>kuat</w:t>
+      </w:r>
+      <w:proofErr w:type="spellEnd"/>
+      <w:r>
+        <w:t xml:space="preserve">, </w:t>
+      </w:r>
+      <w:proofErr w:type="spellStart"/>
+      <w:r>
+        <w:t>serta</w:t>
+      </w:r>
+      <w:proofErr w:type="spellEnd"/>
+      <w:r>
+        <w:t xml:space="preserve"> </w:t>
+      </w:r>
+      <w:proofErr w:type="spellStart"/>
+      <w:r>
+        <w:t>mendukung</w:t>
+      </w:r>
+      <w:proofErr w:type="spellEnd"/>
+      <w:r>
+        <w:t xml:space="preserve"> </w:t>
+      </w:r>
+      <w:proofErr w:type="spellStart"/>
+      <w:r>
+        <w:t>berbagai</w:t>
+      </w:r>
+      <w:proofErr w:type="spellEnd"/>
+      <w:r>
+        <w:t xml:space="preserve"> </w:t>
+      </w:r>
+      <w:proofErr w:type="spellStart"/>
+      <w:r>
+        <w:t>jenis</w:t>
+      </w:r>
+      <w:proofErr w:type="spellEnd"/>
+      <w:r>
+        <w:t xml:space="preserve"> </w:t>
+      </w:r>
+      <w:proofErr w:type="spellStart"/>
+      <w:r>
+        <w:t>aplikasi</w:t>
+      </w:r>
+      <w:proofErr w:type="spellEnd"/>
+      <w:r>
+        <w:t xml:space="preserve">, </w:t>
+      </w:r>
+      <w:proofErr w:type="spellStart"/>
+      <w:r>
+        <w:t>seperti</w:t>
+      </w:r>
+      <w:proofErr w:type="spellEnd"/>
+      <w:r>
+        <w:t xml:space="preserve"> </w:t>
+      </w:r>
+      <w:proofErr w:type="spellStart"/>
+      <w:r>
+        <w:t>aplikasi</w:t>
+      </w:r>
+      <w:proofErr w:type="spellEnd"/>
+      <w:r>
+        <w:t xml:space="preserve"> web, desktop, </w:t>
+      </w:r>
+      <w:proofErr w:type="spellStart"/>
+      <w:r>
+        <w:t>maupun</w:t>
+      </w:r>
+      <w:proofErr w:type="spellEnd"/>
+      <w:r>
+        <w:t xml:space="preserve"> mobile </w:t>
+      </w:r>
+      <w:proofErr w:type="spellStart"/>
+      <w:r>
+        <w:t>sehingga</w:t>
+      </w:r>
+      <w:proofErr w:type="spellEnd"/>
+      <w:r>
+        <w:t xml:space="preserve"> </w:t>
+      </w:r>
+      <w:proofErr w:type="spellStart"/>
+      <w:r>
+        <w:t>menjadi</w:t>
+      </w:r>
+      <w:proofErr w:type="spellEnd"/>
+      <w:r>
+        <w:t xml:space="preserve"> salah </w:t>
+      </w:r>
+      <w:proofErr w:type="spellStart"/>
+      <w:r>
+        <w:t>satu</w:t>
+      </w:r>
+      <w:proofErr w:type="spellEnd"/>
+      <w:r>
+        <w:t xml:space="preserve"> DBMS yang </w:t>
+      </w:r>
+      <w:proofErr w:type="spellStart"/>
+      <w:r>
+        <w:t>banyak</w:t>
+      </w:r>
+      <w:proofErr w:type="spellEnd"/>
+      <w:r>
+        <w:t xml:space="preserve"> </w:t>
+      </w:r>
+      <w:proofErr w:type="spellStart"/>
+      <w:r>
+        <w:t>digunakan</w:t>
+      </w:r>
+      <w:proofErr w:type="spellEnd"/>
+      <w:r>
+        <w:t>.</w:t>
+      </w:r>
+    </w:p>
+    <w:p>
+      <w:pPr>
+        <w:numPr>
+          <w:ilvl w:val="0"/>
+          <w:numId w:val="15"/>
+        </w:numPr>
+      </w:pPr>
+      <w:r>
+        <w:t xml:space="preserve">MySQL </w:t>
+      </w:r>
+      <w:proofErr w:type="spellStart"/>
+      <w:r>
+        <w:t>memungkinkan</w:t>
+      </w:r>
+      <w:proofErr w:type="spellEnd"/>
+      <w:r>
+        <w:t xml:space="preserve"> </w:t>
+      </w:r>
+      <w:proofErr w:type="spellStart"/>
+      <w:r>
+        <w:t>pengguna</w:t>
+      </w:r>
+      <w:proofErr w:type="spellEnd"/>
+      <w:r>
+        <w:t xml:space="preserve"> </w:t>
+      </w:r>
+      <w:proofErr w:type="spellStart"/>
+      <w:r>
+        <w:t>melakukan</w:t>
+      </w:r>
+      <w:proofErr w:type="spellEnd"/>
+      <w:r>
+        <w:t xml:space="preserve"> </w:t>
+      </w:r>
+      <w:proofErr w:type="spellStart"/>
+      <w:r>
+        <w:t>berbagai</w:t>
+      </w:r>
+      <w:proofErr w:type="spellEnd"/>
+      <w:r>
+        <w:t xml:space="preserve"> </w:t>
+      </w:r>
+      <w:proofErr w:type="spellStart"/>
+      <w:r>
+        <w:t>operasi</w:t>
+      </w:r>
+      <w:proofErr w:type="spellEnd"/>
+      <w:r>
+        <w:t xml:space="preserve"> basis data, </w:t>
+      </w:r>
+      <w:proofErr w:type="spellStart"/>
+      <w:r>
+        <w:t>mulai</w:t>
+      </w:r>
+      <w:proofErr w:type="spellEnd"/>
+      <w:r>
+        <w:t xml:space="preserve"> </w:t>
+      </w:r>
+      <w:proofErr w:type="spellStart"/>
+      <w:r>
+        <w:t>dari</w:t>
+      </w:r>
+      <w:proofErr w:type="spellEnd"/>
+      <w:r>
+        <w:t xml:space="preserve"> </w:t>
+      </w:r>
+      <w:proofErr w:type="spellStart"/>
+      <w:r>
+        <w:t>pembuatan</w:t>
+      </w:r>
+      <w:proofErr w:type="spellEnd"/>
+      <w:r>
+        <w:t xml:space="preserve"> database dan </w:t>
+      </w:r>
+      <w:proofErr w:type="spellStart"/>
+      <w:r>
+        <w:t>tabel</w:t>
+      </w:r>
+      <w:proofErr w:type="spellEnd"/>
+      <w:r>
+        <w:t xml:space="preserve">, </w:t>
+      </w:r>
+      <w:proofErr w:type="spellStart"/>
+      <w:r>
+        <w:t>manipulasi</w:t>
+      </w:r>
+      <w:proofErr w:type="spellEnd"/>
+      <w:r>
+        <w:t xml:space="preserve"> data, </w:t>
+      </w:r>
+      <w:proofErr w:type="spellStart"/>
+      <w:r>
+        <w:t>hingga</w:t>
+      </w:r>
+      <w:proofErr w:type="spellEnd"/>
+      <w:r>
+        <w:t xml:space="preserve"> </w:t>
+      </w:r>
+      <w:proofErr w:type="spellStart"/>
+      <w:r>
+        <w:t>pengelolaan</w:t>
+      </w:r>
+      <w:proofErr w:type="spellEnd"/>
+      <w:r>
+        <w:t xml:space="preserve"> </w:t>
+      </w:r>
+      <w:proofErr w:type="spellStart"/>
+      <w:r>
+        <w:t>hubungan</w:t>
+      </w:r>
+      <w:proofErr w:type="spellEnd"/>
+      <w:r>
+        <w:t xml:space="preserve"> </w:t>
+      </w:r>
+      <w:proofErr w:type="spellStart"/>
+      <w:r>
+        <w:t>antar</w:t>
+      </w:r>
+      <w:proofErr w:type="spellEnd"/>
+      <w:r>
+        <w:t xml:space="preserve"> </w:t>
+      </w:r>
+      <w:proofErr w:type="spellStart"/>
+      <w:r>
+        <w:t>tabel</w:t>
+      </w:r>
+      <w:proofErr w:type="spellEnd"/>
+      <w:r>
+        <w:t xml:space="preserve"> </w:t>
+      </w:r>
+      <w:proofErr w:type="spellStart"/>
+      <w:r>
+        <w:t>dengan</w:t>
+      </w:r>
+      <w:proofErr w:type="spellEnd"/>
+      <w:r>
+        <w:t xml:space="preserve"> </w:t>
+      </w:r>
+      <w:proofErr w:type="spellStart"/>
+      <w:r>
+        <w:t>memanfaatkan</w:t>
+      </w:r>
+      <w:proofErr w:type="spellEnd"/>
+      <w:r>
+        <w:t xml:space="preserve"> </w:t>
+      </w:r>
+      <w:proofErr w:type="spellStart"/>
+      <w:r>
+        <w:t>perintah</w:t>
+      </w:r>
+      <w:proofErr w:type="spellEnd"/>
+      <w:r>
+        <w:t xml:space="preserve"> </w:t>
+      </w:r>
+      <w:r>
+        <w:rPr>
+          <w:b/>
+          <w:bCs/>
+        </w:rPr>
+        <w:t>Structured Query Language (SQL)</w:t>
+      </w:r>
+      <w:r>
+        <w:t>.</w:t>
+      </w:r>
+    </w:p>
     <w:sectPr>
       <w:pgSz w:w="11906" w:h="16838"/>
       <w:pgMar w:top="1440" w:right="1440" w:bottom="1440" w:left="1440" w:header="708" w:footer="708" w:gutter="0"/>
@@ -5339,7 +8455,7 @@
 </file>
 
 <file path=word/numbering.xml><?xml version="1.0" encoding="utf-8"?>
-<w:numbering xmlns:wpc="http://schemas.microsoft.com/office/word/2010/wordprocessingCanvas" xmlns:cx="http://schemas.microsoft.com/office/drawing/2014/chartex" xmlns:cx1="http://schemas.microsoft.com/office/drawing/2015/9/8/chartex" xmlns:cx2="http://schemas.microsoft.com/office/drawing/2015/10/21/chartex" xmlns:cx3="http://schemas.microsoft.com/office/drawing/2016/5/9/chartex" xmlns:cx4="http://schemas.microsoft.com/office/drawing/2016/5/10/chartex" xmlns:cx5="http://schemas.microsoft.com/office/drawing/2016/5/11/chartex" xmlns:cx6="http://schemas.microsoft.com/office/drawing/2016/5/12/chartex" xmlns:cx7="http://schemas.microsoft.com/office/drawing/2016/5/13/chartex" xmlns:cx8="http://schemas.microsoft.com/office/drawing/2016/5/14/chartex" xmlns:mc="http://schemas.openxmlformats.org/markup-compatibility/2006" xmlns:aink="http://schemas.microsoft.com/office/drawing/2016/ink" xmlns:am3d="http://schemas.microsoft.com/office/drawing/2017/model3d" xmlns:o="urn:schemas-microsoft-com:office:office" xmlns:oel="http://schemas.microsoft.com/office/2019/extlst" xmlns:r="http://schemas.openxmlformats.org/officeDocument/2006/relationships" xmlns:m="http://schemas.openxmlformats.org/officeDocument/2006/math" xmlns:v="urn:schemas-microsoft-com:vml" xmlns:wp14="http://schemas.microsoft.com/office/word/2010/wordprocessingDrawing" xmlns:wp="http://schemas.openxmlformats.org/drawingml/2006/wordprocessingDrawing" xmlns:w10="urn:schemas-microsoft-com:office:word" xmlns:w="http://schemas.openxmlformats.org/wordprocessingml/2006/main" xmlns:w14="http://schemas.microsoft.com/office/word/2010/wordml" xmlns:w15="http://schemas.microsoft.com/office/word/2012/wordml" xmlns:w16cex="http://schemas.microsoft.com/office/word/2018/wordml/cex" xmlns:w16cid="http://schemas.microsoft.com/office/word/2016/wordml/cid" xmlns:w16="http://schemas.microsoft.com/office/word/2018/wordml" xmlns:w16sdtdh="http://schemas.microsoft.com/office/word/2020/wordml/sdtdatahash" xmlns:w16se="http://schemas.microsoft.com/office/word/2015/wordml/symex" xmlns:wpg="http://schemas.microsoft.com/office/word/2010/wordprocessingGroup" xmlns:wpi="http://schemas.microsoft.com/office/word/2010/wordprocessingInk" xmlns:wne="http://schemas.microsoft.com/office/word/2006/wordml" xmlns:wps="http://schemas.microsoft.com/office/word/2010/wordprocessingShape" mc:Ignorable="w14 w15 w16se w16cid w16 w16cex w16sdtdh wp14">
+<w:numbering xmlns:wpc="http://schemas.microsoft.com/office/word/2010/wordprocessingCanvas" xmlns:cx="http://schemas.microsoft.com/office/drawing/2014/chartex" xmlns:cx1="http://schemas.microsoft.com/office/drawing/2015/9/8/chartex" xmlns:cx2="http://schemas.microsoft.com/office/drawing/2015/10/21/chartex" xmlns:cx3="http://schemas.microsoft.com/office/drawing/2016/5/9/chartex" xmlns:cx4="http://schemas.microsoft.com/office/drawing/2016/5/10/chartex" xmlns:cx5="http://schemas.microsoft.com/office/drawing/2016/5/11/chartex" xmlns:cx6="http://schemas.microsoft.com/office/drawing/2016/5/12/chartex" xmlns:cx7="http://schemas.microsoft.com/office/drawing/2016/5/13/chartex" xmlns:cx8="http://schemas.microsoft.com/office/drawing/2016/5/14/chartex" xmlns:mc="http://schemas.openxmlformats.org/markup-compatibility/2006" xmlns:aink="http://schemas.microsoft.com/office/drawing/2016/ink" xmlns:am3d="http://schemas.microsoft.com/office/drawing/2017/model3d" xmlns:o="urn:schemas-microsoft-com:office:office" xmlns:oel="http://schemas.microsoft.com/office/2019/extlst" xmlns:r="http://schemas.openxmlformats.org/officeDocument/2006/relationships" xmlns:m="http://schemas.openxmlformats.org/officeDocument/2006/math" xmlns:v="urn:schemas-microsoft-com:vml" xmlns:wp14="http://schemas.microsoft.com/office/word/2010/wordprocessingDrawing" xmlns:wp="http://schemas.openxmlformats.org/drawingml/2006/wordprocessingDrawing" xmlns:w10="urn:schemas-microsoft-com:office:word" xmlns:w="http://schemas.openxmlformats.org/wordprocessingml/2006/main" xmlns:w14="http://schemas.microsoft.com/office/word/2010/wordml" xmlns:w15="http://schemas.microsoft.com/office/word/2012/wordml" xmlns:w16cex="http://schemas.microsoft.com/office/word/2018/wordml/cex" xmlns:w16cid="http://schemas.microsoft.com/office/word/2016/wordml/cid" xmlns:w16="http://schemas.microsoft.com/office/word/2018/wordml" xmlns:w16du="http://schemas.microsoft.com/office/word/2023/wordml/word16du" xmlns:w16sdtdh="http://schemas.microsoft.com/office/word/2020/wordml/sdtdatahash" xmlns:w16sdtfl="http://schemas.microsoft.com/office/word/2024/wordml/sdtformatlock" xmlns:w16se="http://schemas.microsoft.com/office/word/2015/wordml/symex" xmlns:wpg="http://schemas.microsoft.com/office/word/2010/wordprocessingGroup" xmlns:wpi="http://schemas.microsoft.com/office/word/2010/wordprocessingInk" xmlns:wne="http://schemas.microsoft.com/office/word/2006/wordml" xmlns:wps="http://schemas.microsoft.com/office/word/2010/wordprocessingShape" mc:Ignorable="w14 w15 w16se w16cid w16 w16cex w16sdtdh w16sdtfl w16du wp14">
   <w:abstractNum w:abstractNumId="0" w15:restartNumberingAfterBreak="0">
     <w:nsid w:val="065B0B98"/>
     <w:multiLevelType w:val="multilevel"/>
@@ -5639,6 +8755,155 @@
     </w:lvl>
   </w:abstractNum>
   <w:abstractNum w:abstractNumId="2" w15:restartNumberingAfterBreak="0">
+    <w:nsid w:val="07FD2CEC"/>
+    <w:multiLevelType w:val="multilevel"/>
+    <w:tmpl w:val="0B84159A"/>
+    <w:lvl w:ilvl="0">
+      <w:start w:val="1"/>
+      <w:numFmt w:val="bullet"/>
+      <w:lvlText w:val=""/>
+      <w:lvlJc w:val="left"/>
+      <w:pPr>
+        <w:tabs>
+          <w:tab w:val="num" w:pos="720"/>
+        </w:tabs>
+        <w:ind w:left="720" w:hanging="360"/>
+      </w:pPr>
+      <w:rPr>
+        <w:rFonts w:ascii="Symbol" w:hAnsi="Symbol" w:hint="default"/>
+        <w:sz w:val="20"/>
+      </w:rPr>
+    </w:lvl>
+    <w:lvl w:ilvl="1" w:tentative="1">
+      <w:start w:val="1"/>
+      <w:numFmt w:val="bullet"/>
+      <w:lvlText w:val="o"/>
+      <w:lvlJc w:val="left"/>
+      <w:pPr>
+        <w:tabs>
+          <w:tab w:val="num" w:pos="1440"/>
+        </w:tabs>
+        <w:ind w:left="1440" w:hanging="360"/>
+      </w:pPr>
+      <w:rPr>
+        <w:rFonts w:ascii="Courier New" w:hAnsi="Courier New" w:hint="default"/>
+        <w:sz w:val="20"/>
+      </w:rPr>
+    </w:lvl>
+    <w:lvl w:ilvl="2" w:tentative="1">
+      <w:start w:val="1"/>
+      <w:numFmt w:val="bullet"/>
+      <w:lvlText w:val=""/>
+      <w:lvlJc w:val="left"/>
+      <w:pPr>
+        <w:tabs>
+          <w:tab w:val="num" w:pos="2160"/>
+        </w:tabs>
+        <w:ind w:left="2160" w:hanging="360"/>
+      </w:pPr>
+      <w:rPr>
+        <w:rFonts w:ascii="Wingdings" w:hAnsi="Wingdings" w:hint="default"/>
+        <w:sz w:val="20"/>
+      </w:rPr>
+    </w:lvl>
+    <w:lvl w:ilvl="3" w:tentative="1">
+      <w:start w:val="1"/>
+      <w:numFmt w:val="bullet"/>
+      <w:lvlText w:val=""/>
+      <w:lvlJc w:val="left"/>
+      <w:pPr>
+        <w:tabs>
+          <w:tab w:val="num" w:pos="2880"/>
+        </w:tabs>
+        <w:ind w:left="2880" w:hanging="360"/>
+      </w:pPr>
+      <w:rPr>
+        <w:rFonts w:ascii="Wingdings" w:hAnsi="Wingdings" w:hint="default"/>
+        <w:sz w:val="20"/>
+      </w:rPr>
+    </w:lvl>
+    <w:lvl w:ilvl="4" w:tentative="1">
+      <w:start w:val="1"/>
+      <w:numFmt w:val="bullet"/>
+      <w:lvlText w:val=""/>
+      <w:lvlJc w:val="left"/>
+      <w:pPr>
+        <w:tabs>
+          <w:tab w:val="num" w:pos="3600"/>
+        </w:tabs>
+        <w:ind w:left="3600" w:hanging="360"/>
+      </w:pPr>
+      <w:rPr>
+        <w:rFonts w:ascii="Wingdings" w:hAnsi="Wingdings" w:hint="default"/>
+        <w:sz w:val="20"/>
+      </w:rPr>
+    </w:lvl>
+    <w:lvl w:ilvl="5" w:tentative="1">
+      <w:start w:val="1"/>
+      <w:numFmt w:val="bullet"/>
+      <w:lvlText w:val=""/>
+      <w:lvlJc w:val="left"/>
+      <w:pPr>
+        <w:tabs>
+          <w:tab w:val="num" w:pos="4320"/>
+        </w:tabs>
+        <w:ind w:left="4320" w:hanging="360"/>
+      </w:pPr>
+      <w:rPr>
+        <w:rFonts w:ascii="Wingdings" w:hAnsi="Wingdings" w:hint="default"/>
+        <w:sz w:val="20"/>
+      </w:rPr>
+    </w:lvl>
+    <w:lvl w:ilvl="6" w:tentative="1">
+      <w:start w:val="1"/>
+      <w:numFmt w:val="bullet"/>
+      <w:lvlText w:val=""/>
+      <w:lvlJc w:val="left"/>
+      <w:pPr>
+        <w:tabs>
+          <w:tab w:val="num" w:pos="5040"/>
+        </w:tabs>
+        <w:ind w:left="5040" w:hanging="360"/>
+      </w:pPr>
+      <w:rPr>
+        <w:rFonts w:ascii="Wingdings" w:hAnsi="Wingdings" w:hint="default"/>
+        <w:sz w:val="20"/>
+      </w:rPr>
+    </w:lvl>
+    <w:lvl w:ilvl="7" w:tentative="1">
+      <w:start w:val="1"/>
+      <w:numFmt w:val="bullet"/>
+      <w:lvlText w:val=""/>
+      <w:lvlJc w:val="left"/>
+      <w:pPr>
+        <w:tabs>
+          <w:tab w:val="num" w:pos="5760"/>
+        </w:tabs>
+        <w:ind w:left="5760" w:hanging="360"/>
+      </w:pPr>
+      <w:rPr>
+        <w:rFonts w:ascii="Wingdings" w:hAnsi="Wingdings" w:hint="default"/>
+        <w:sz w:val="20"/>
+      </w:rPr>
+    </w:lvl>
+    <w:lvl w:ilvl="8" w:tentative="1">
+      <w:start w:val="1"/>
+      <w:numFmt w:val="bullet"/>
+      <w:lvlText w:val=""/>
+      <w:lvlJc w:val="left"/>
+      <w:pPr>
+        <w:tabs>
+          <w:tab w:val="num" w:pos="6480"/>
+        </w:tabs>
+        <w:ind w:left="6480" w:hanging="360"/>
+      </w:pPr>
+      <w:rPr>
+        <w:rFonts w:ascii="Wingdings" w:hAnsi="Wingdings" w:hint="default"/>
+        <w:sz w:val="20"/>
+      </w:rPr>
+    </w:lvl>
+  </w:abstractNum>
+  <w:abstractNum w:abstractNumId="3" w15:restartNumberingAfterBreak="0">
     <w:nsid w:val="16697A6E"/>
     <w:multiLevelType w:val="multilevel"/>
     <w:tmpl w:val="1E203B3C"/>
@@ -5787,7 +9052,7 @@
       </w:rPr>
     </w:lvl>
   </w:abstractNum>
-  <w:abstractNum w:abstractNumId="3" w15:restartNumberingAfterBreak="0">
+  <w:abstractNum w:abstractNumId="4" w15:restartNumberingAfterBreak="0">
     <w:nsid w:val="18106492"/>
     <w:multiLevelType w:val="multilevel"/>
     <w:tmpl w:val="FBA489F4"/>
@@ -5936,7 +9201,7 @@
       </w:rPr>
     </w:lvl>
   </w:abstractNum>
-  <w:abstractNum w:abstractNumId="4" w15:restartNumberingAfterBreak="0">
+  <w:abstractNum w:abstractNumId="5" w15:restartNumberingAfterBreak="0">
     <w:nsid w:val="1AE50719"/>
     <w:multiLevelType w:val="hybridMultilevel"/>
     <w:tmpl w:val="FDC40408"/>
@@ -6048,7 +9313,7 @@
       </w:rPr>
     </w:lvl>
   </w:abstractNum>
-  <w:abstractNum w:abstractNumId="5" w15:restartNumberingAfterBreak="0">
+  <w:abstractNum w:abstractNumId="6" w15:restartNumberingAfterBreak="0">
     <w:nsid w:val="36470A32"/>
     <w:multiLevelType w:val="multilevel"/>
     <w:tmpl w:val="C828308A"/>
@@ -6197,7 +9462,7 @@
       </w:rPr>
     </w:lvl>
   </w:abstractNum>
-  <w:abstractNum w:abstractNumId="6" w15:restartNumberingAfterBreak="0">
+  <w:abstractNum w:abstractNumId="7" w15:restartNumberingAfterBreak="0">
     <w:nsid w:val="389C7846"/>
     <w:multiLevelType w:val="multilevel"/>
     <w:tmpl w:val="E556D058"/>
@@ -6346,7 +9611,7 @@
       </w:rPr>
     </w:lvl>
   </w:abstractNum>
-  <w:abstractNum w:abstractNumId="7" w15:restartNumberingAfterBreak="0">
+  <w:abstractNum w:abstractNumId="8" w15:restartNumberingAfterBreak="0">
     <w:nsid w:val="510F6B50"/>
     <w:multiLevelType w:val="multilevel"/>
     <w:tmpl w:val="58460F6E"/>
@@ -6495,7 +9760,418 @@
       </w:rPr>
     </w:lvl>
   </w:abstractNum>
-  <w:abstractNum w:abstractNumId="8" w15:restartNumberingAfterBreak="0">
+  <w:abstractNum w:abstractNumId="9" w15:restartNumberingAfterBreak="0">
+    <w:nsid w:val="559155FF"/>
+    <w:multiLevelType w:val="multilevel"/>
+    <w:tmpl w:val="C912593E"/>
+    <w:lvl w:ilvl="0">
+      <w:start w:val="1"/>
+      <w:numFmt w:val="decimal"/>
+      <w:lvlText w:val="%1."/>
+      <w:lvlJc w:val="left"/>
+      <w:pPr>
+        <w:tabs>
+          <w:tab w:val="num" w:pos="720"/>
+        </w:tabs>
+        <w:ind w:left="720" w:hanging="360"/>
+      </w:pPr>
+    </w:lvl>
+    <w:lvl w:ilvl="1" w:tentative="1">
+      <w:start w:val="1"/>
+      <w:numFmt w:val="decimal"/>
+      <w:lvlText w:val="%2."/>
+      <w:lvlJc w:val="left"/>
+      <w:pPr>
+        <w:tabs>
+          <w:tab w:val="num" w:pos="1440"/>
+        </w:tabs>
+        <w:ind w:left="1440" w:hanging="360"/>
+      </w:pPr>
+    </w:lvl>
+    <w:lvl w:ilvl="2" w:tentative="1">
+      <w:start w:val="1"/>
+      <w:numFmt w:val="decimal"/>
+      <w:lvlText w:val="%3."/>
+      <w:lvlJc w:val="left"/>
+      <w:pPr>
+        <w:tabs>
+          <w:tab w:val="num" w:pos="2160"/>
+        </w:tabs>
+        <w:ind w:left="2160" w:hanging="360"/>
+      </w:pPr>
+    </w:lvl>
+    <w:lvl w:ilvl="3" w:tentative="1">
+      <w:start w:val="1"/>
+      <w:numFmt w:val="decimal"/>
+      <w:lvlText w:val="%4."/>
+      <w:lvlJc w:val="left"/>
+      <w:pPr>
+        <w:tabs>
+          <w:tab w:val="num" w:pos="2880"/>
+        </w:tabs>
+        <w:ind w:left="2880" w:hanging="360"/>
+      </w:pPr>
+    </w:lvl>
+    <w:lvl w:ilvl="4" w:tentative="1">
+      <w:start w:val="1"/>
+      <w:numFmt w:val="decimal"/>
+      <w:lvlText w:val="%5."/>
+      <w:lvlJc w:val="left"/>
+      <w:pPr>
+        <w:tabs>
+          <w:tab w:val="num" w:pos="3600"/>
+        </w:tabs>
+        <w:ind w:left="3600" w:hanging="360"/>
+      </w:pPr>
+    </w:lvl>
+    <w:lvl w:ilvl="5" w:tentative="1">
+      <w:start w:val="1"/>
+      <w:numFmt w:val="decimal"/>
+      <w:lvlText w:val="%6."/>
+      <w:lvlJc w:val="left"/>
+      <w:pPr>
+        <w:tabs>
+          <w:tab w:val="num" w:pos="4320"/>
+        </w:tabs>
+        <w:ind w:left="4320" w:hanging="360"/>
+      </w:pPr>
+    </w:lvl>
+    <w:lvl w:ilvl="6" w:tentative="1">
+      <w:start w:val="1"/>
+      <w:numFmt w:val="decimal"/>
+      <w:lvlText w:val="%7."/>
+      <w:lvlJc w:val="left"/>
+      <w:pPr>
+        <w:tabs>
+          <w:tab w:val="num" w:pos="5040"/>
+        </w:tabs>
+        <w:ind w:left="5040" w:hanging="360"/>
+      </w:pPr>
+    </w:lvl>
+    <w:lvl w:ilvl="7" w:tentative="1">
+      <w:start w:val="1"/>
+      <w:numFmt w:val="decimal"/>
+      <w:lvlText w:val="%8."/>
+      <w:lvlJc w:val="left"/>
+      <w:pPr>
+        <w:tabs>
+          <w:tab w:val="num" w:pos="5760"/>
+        </w:tabs>
+        <w:ind w:left="5760" w:hanging="360"/>
+      </w:pPr>
+    </w:lvl>
+    <w:lvl w:ilvl="8" w:tentative="1">
+      <w:start w:val="1"/>
+      <w:numFmt w:val="decimal"/>
+      <w:lvlText w:val="%9."/>
+      <w:lvlJc w:val="left"/>
+      <w:pPr>
+        <w:tabs>
+          <w:tab w:val="num" w:pos="6480"/>
+        </w:tabs>
+        <w:ind w:left="6480" w:hanging="360"/>
+      </w:pPr>
+    </w:lvl>
+  </w:abstractNum>
+  <w:abstractNum w:abstractNumId="10" w15:restartNumberingAfterBreak="0">
+    <w:nsid w:val="567337B7"/>
+    <w:multiLevelType w:val="multilevel"/>
+    <w:tmpl w:val="3FD4FED8"/>
+    <w:lvl w:ilvl="0">
+      <w:start w:val="1"/>
+      <w:numFmt w:val="bullet"/>
+      <w:lvlText w:val=""/>
+      <w:lvlJc w:val="left"/>
+      <w:pPr>
+        <w:tabs>
+          <w:tab w:val="num" w:pos="720"/>
+        </w:tabs>
+        <w:ind w:left="720" w:hanging="360"/>
+      </w:pPr>
+      <w:rPr>
+        <w:rFonts w:ascii="Symbol" w:hAnsi="Symbol" w:hint="default"/>
+        <w:sz w:val="20"/>
+      </w:rPr>
+    </w:lvl>
+    <w:lvl w:ilvl="1" w:tentative="1">
+      <w:start w:val="1"/>
+      <w:numFmt w:val="bullet"/>
+      <w:lvlText w:val="o"/>
+      <w:lvlJc w:val="left"/>
+      <w:pPr>
+        <w:tabs>
+          <w:tab w:val="num" w:pos="1440"/>
+        </w:tabs>
+        <w:ind w:left="1440" w:hanging="360"/>
+      </w:pPr>
+      <w:rPr>
+        <w:rFonts w:ascii="Courier New" w:hAnsi="Courier New" w:hint="default"/>
+        <w:sz w:val="20"/>
+      </w:rPr>
+    </w:lvl>
+    <w:lvl w:ilvl="2" w:tentative="1">
+      <w:start w:val="1"/>
+      <w:numFmt w:val="bullet"/>
+      <w:lvlText w:val=""/>
+      <w:lvlJc w:val="left"/>
+      <w:pPr>
+        <w:tabs>
+          <w:tab w:val="num" w:pos="2160"/>
+        </w:tabs>
+        <w:ind w:left="2160" w:hanging="360"/>
+      </w:pPr>
+      <w:rPr>
+        <w:rFonts w:ascii="Wingdings" w:hAnsi="Wingdings" w:hint="default"/>
+        <w:sz w:val="20"/>
+      </w:rPr>
+    </w:lvl>
+    <w:lvl w:ilvl="3" w:tentative="1">
+      <w:start w:val="1"/>
+      <w:numFmt w:val="bullet"/>
+      <w:lvlText w:val=""/>
+      <w:lvlJc w:val="left"/>
+      <w:pPr>
+        <w:tabs>
+          <w:tab w:val="num" w:pos="2880"/>
+        </w:tabs>
+        <w:ind w:left="2880" w:hanging="360"/>
+      </w:pPr>
+      <w:rPr>
+        <w:rFonts w:ascii="Wingdings" w:hAnsi="Wingdings" w:hint="default"/>
+        <w:sz w:val="20"/>
+      </w:rPr>
+    </w:lvl>
+    <w:lvl w:ilvl="4" w:tentative="1">
+      <w:start w:val="1"/>
+      <w:numFmt w:val="bullet"/>
+      <w:lvlText w:val=""/>
+      <w:lvlJc w:val="left"/>
+      <w:pPr>
+        <w:tabs>
+          <w:tab w:val="num" w:pos="3600"/>
+        </w:tabs>
+        <w:ind w:left="3600" w:hanging="360"/>
+      </w:pPr>
+      <w:rPr>
+        <w:rFonts w:ascii="Wingdings" w:hAnsi="Wingdings" w:hint="default"/>
+        <w:sz w:val="20"/>
+      </w:rPr>
+    </w:lvl>
+    <w:lvl w:ilvl="5" w:tentative="1">
+      <w:start w:val="1"/>
+      <w:numFmt w:val="bullet"/>
+      <w:lvlText w:val=""/>
+      <w:lvlJc w:val="left"/>
+      <w:pPr>
+        <w:tabs>
+          <w:tab w:val="num" w:pos="4320"/>
+        </w:tabs>
+        <w:ind w:left="4320" w:hanging="360"/>
+      </w:pPr>
+      <w:rPr>
+        <w:rFonts w:ascii="Wingdings" w:hAnsi="Wingdings" w:hint="default"/>
+        <w:sz w:val="20"/>
+      </w:rPr>
+    </w:lvl>
+    <w:lvl w:ilvl="6" w:tentative="1">
+      <w:start w:val="1"/>
+      <w:numFmt w:val="bullet"/>
+      <w:lvlText w:val=""/>
+      <w:lvlJc w:val="left"/>
+      <w:pPr>
+        <w:tabs>
+          <w:tab w:val="num" w:pos="5040"/>
+        </w:tabs>
+        <w:ind w:left="5040" w:hanging="360"/>
+      </w:pPr>
+      <w:rPr>
+        <w:rFonts w:ascii="Wingdings" w:hAnsi="Wingdings" w:hint="default"/>
+        <w:sz w:val="20"/>
+      </w:rPr>
+    </w:lvl>
+    <w:lvl w:ilvl="7" w:tentative="1">
+      <w:start w:val="1"/>
+      <w:numFmt w:val="bullet"/>
+      <w:lvlText w:val=""/>
+      <w:lvlJc w:val="left"/>
+      <w:pPr>
+        <w:tabs>
+          <w:tab w:val="num" w:pos="5760"/>
+        </w:tabs>
+        <w:ind w:left="5760" w:hanging="360"/>
+      </w:pPr>
+      <w:rPr>
+        <w:rFonts w:ascii="Wingdings" w:hAnsi="Wingdings" w:hint="default"/>
+        <w:sz w:val="20"/>
+      </w:rPr>
+    </w:lvl>
+    <w:lvl w:ilvl="8" w:tentative="1">
+      <w:start w:val="1"/>
+      <w:numFmt w:val="bullet"/>
+      <w:lvlText w:val=""/>
+      <w:lvlJc w:val="left"/>
+      <w:pPr>
+        <w:tabs>
+          <w:tab w:val="num" w:pos="6480"/>
+        </w:tabs>
+        <w:ind w:left="6480" w:hanging="360"/>
+      </w:pPr>
+      <w:rPr>
+        <w:rFonts w:ascii="Wingdings" w:hAnsi="Wingdings" w:hint="default"/>
+        <w:sz w:val="20"/>
+      </w:rPr>
+    </w:lvl>
+  </w:abstractNum>
+  <w:abstractNum w:abstractNumId="11" w15:restartNumberingAfterBreak="0">
+    <w:nsid w:val="5D181FED"/>
+    <w:multiLevelType w:val="multilevel"/>
+    <w:tmpl w:val="222C6E86"/>
+    <w:lvl w:ilvl="0">
+      <w:start w:val="1"/>
+      <w:numFmt w:val="bullet"/>
+      <w:lvlText w:val=""/>
+      <w:lvlJc w:val="left"/>
+      <w:pPr>
+        <w:tabs>
+          <w:tab w:val="num" w:pos="720"/>
+        </w:tabs>
+        <w:ind w:left="720" w:hanging="360"/>
+      </w:pPr>
+      <w:rPr>
+        <w:rFonts w:ascii="Symbol" w:hAnsi="Symbol" w:hint="default"/>
+        <w:sz w:val="20"/>
+      </w:rPr>
+    </w:lvl>
+    <w:lvl w:ilvl="1" w:tentative="1">
+      <w:start w:val="1"/>
+      <w:numFmt w:val="bullet"/>
+      <w:lvlText w:val="o"/>
+      <w:lvlJc w:val="left"/>
+      <w:pPr>
+        <w:tabs>
+          <w:tab w:val="num" w:pos="1440"/>
+        </w:tabs>
+        <w:ind w:left="1440" w:hanging="360"/>
+      </w:pPr>
+      <w:rPr>
+        <w:rFonts w:ascii="Courier New" w:hAnsi="Courier New" w:hint="default"/>
+        <w:sz w:val="20"/>
+      </w:rPr>
+    </w:lvl>
+    <w:lvl w:ilvl="2" w:tentative="1">
+      <w:start w:val="1"/>
+      <w:numFmt w:val="bullet"/>
+      <w:lvlText w:val=""/>
+      <w:lvlJc w:val="left"/>
+      <w:pPr>
+        <w:tabs>
+          <w:tab w:val="num" w:pos="2160"/>
+        </w:tabs>
+        <w:ind w:left="2160" w:hanging="360"/>
+      </w:pPr>
+      <w:rPr>
+        <w:rFonts w:ascii="Wingdings" w:hAnsi="Wingdings" w:hint="default"/>
+        <w:sz w:val="20"/>
+      </w:rPr>
+    </w:lvl>
+    <w:lvl w:ilvl="3" w:tentative="1">
+      <w:start w:val="1"/>
+      <w:numFmt w:val="bullet"/>
+      <w:lvlText w:val=""/>
+      <w:lvlJc w:val="left"/>
+      <w:pPr>
+        <w:tabs>
+          <w:tab w:val="num" w:pos="2880"/>
+        </w:tabs>
+        <w:ind w:left="2880" w:hanging="360"/>
+      </w:pPr>
+      <w:rPr>
+        <w:rFonts w:ascii="Wingdings" w:hAnsi="Wingdings" w:hint="default"/>
+        <w:sz w:val="20"/>
+      </w:rPr>
+    </w:lvl>
+    <w:lvl w:ilvl="4" w:tentative="1">
+      <w:start w:val="1"/>
+      <w:numFmt w:val="bullet"/>
+      <w:lvlText w:val=""/>
+      <w:lvlJc w:val="left"/>
+      <w:pPr>
+        <w:tabs>
+          <w:tab w:val="num" w:pos="3600"/>
+        </w:tabs>
+        <w:ind w:left="3600" w:hanging="360"/>
+      </w:pPr>
+      <w:rPr>
+        <w:rFonts w:ascii="Wingdings" w:hAnsi="Wingdings" w:hint="default"/>
+        <w:sz w:val="20"/>
+      </w:rPr>
+    </w:lvl>
+    <w:lvl w:ilvl="5" w:tentative="1">
+      <w:start w:val="1"/>
+      <w:numFmt w:val="bullet"/>
+      <w:lvlText w:val=""/>
+      <w:lvlJc w:val="left"/>
+      <w:pPr>
+        <w:tabs>
+          <w:tab w:val="num" w:pos="4320"/>
+        </w:tabs>
+        <w:ind w:left="4320" w:hanging="360"/>
+      </w:pPr>
+      <w:rPr>
+        <w:rFonts w:ascii="Wingdings" w:hAnsi="Wingdings" w:hint="default"/>
+        <w:sz w:val="20"/>
+      </w:rPr>
+    </w:lvl>
+    <w:lvl w:ilvl="6" w:tentative="1">
+      <w:start w:val="1"/>
+      <w:numFmt w:val="bullet"/>
+      <w:lvlText w:val=""/>
+      <w:lvlJc w:val="left"/>
+      <w:pPr>
+        <w:tabs>
+          <w:tab w:val="num" w:pos="5040"/>
+        </w:tabs>
+        <w:ind w:left="5040" w:hanging="360"/>
+      </w:pPr>
+      <w:rPr>
+        <w:rFonts w:ascii="Wingdings" w:hAnsi="Wingdings" w:hint="default"/>
+        <w:sz w:val="20"/>
+      </w:rPr>
+    </w:lvl>
+    <w:lvl w:ilvl="7" w:tentative="1">
+      <w:start w:val="1"/>
+      <w:numFmt w:val="bullet"/>
+      <w:lvlText w:val=""/>
+      <w:lvlJc w:val="left"/>
+      <w:pPr>
+        <w:tabs>
+          <w:tab w:val="num" w:pos="5760"/>
+        </w:tabs>
+        <w:ind w:left="5760" w:hanging="360"/>
+      </w:pPr>
+      <w:rPr>
+        <w:rFonts w:ascii="Wingdings" w:hAnsi="Wingdings" w:hint="default"/>
+        <w:sz w:val="20"/>
+      </w:rPr>
+    </w:lvl>
+    <w:lvl w:ilvl="8" w:tentative="1">
+      <w:start w:val="1"/>
+      <w:numFmt w:val="bullet"/>
+      <w:lvlText w:val=""/>
+      <w:lvlJc w:val="left"/>
+      <w:pPr>
+        <w:tabs>
+          <w:tab w:val="num" w:pos="6480"/>
+        </w:tabs>
+        <w:ind w:left="6480" w:hanging="360"/>
+      </w:pPr>
+      <w:rPr>
+        <w:rFonts w:ascii="Wingdings" w:hAnsi="Wingdings" w:hint="default"/>
+        <w:sz w:val="20"/>
+      </w:rPr>
+    </w:lvl>
+  </w:abstractNum>
+  <w:abstractNum w:abstractNumId="12" w15:restartNumberingAfterBreak="0">
     <w:nsid w:val="5FD23AFC"/>
     <w:multiLevelType w:val="multilevel"/>
     <w:tmpl w:val="38A20B54"/>
@@ -6644,7 +10320,7 @@
       </w:rPr>
     </w:lvl>
   </w:abstractNum>
-  <w:abstractNum w:abstractNumId="9" w15:restartNumberingAfterBreak="0">
+  <w:abstractNum w:abstractNumId="13" w15:restartNumberingAfterBreak="0">
     <w:nsid w:val="75353F06"/>
     <w:multiLevelType w:val="multilevel"/>
     <w:tmpl w:val="16481C7E"/>
@@ -6793,7 +10469,7 @@
       </w:rPr>
     </w:lvl>
   </w:abstractNum>
-  <w:abstractNum w:abstractNumId="10" w15:restartNumberingAfterBreak="0">
+  <w:abstractNum w:abstractNumId="14" w15:restartNumberingAfterBreak="0">
     <w:nsid w:val="76EE5DD8"/>
     <w:multiLevelType w:val="multilevel"/>
     <w:tmpl w:val="CD78066C"/>
@@ -6942,44 +10618,208 @@
       </w:rPr>
     </w:lvl>
   </w:abstractNum>
+  <w:abstractNum w:abstractNumId="15" w15:restartNumberingAfterBreak="0">
+    <w:nsid w:val="7A8512EA"/>
+    <w:multiLevelType w:val="multilevel"/>
+    <w:tmpl w:val="A9F833E6"/>
+    <w:lvl w:ilvl="0">
+      <w:start w:val="1"/>
+      <w:numFmt w:val="bullet"/>
+      <w:lvlText w:val=""/>
+      <w:lvlJc w:val="left"/>
+      <w:pPr>
+        <w:tabs>
+          <w:tab w:val="num" w:pos="720"/>
+        </w:tabs>
+        <w:ind w:left="720" w:hanging="360"/>
+      </w:pPr>
+      <w:rPr>
+        <w:rFonts w:ascii="Symbol" w:hAnsi="Symbol" w:hint="default"/>
+        <w:sz w:val="20"/>
+      </w:rPr>
+    </w:lvl>
+    <w:lvl w:ilvl="1" w:tentative="1">
+      <w:start w:val="1"/>
+      <w:numFmt w:val="bullet"/>
+      <w:lvlText w:val="o"/>
+      <w:lvlJc w:val="left"/>
+      <w:pPr>
+        <w:tabs>
+          <w:tab w:val="num" w:pos="1440"/>
+        </w:tabs>
+        <w:ind w:left="1440" w:hanging="360"/>
+      </w:pPr>
+      <w:rPr>
+        <w:rFonts w:ascii="Courier New" w:hAnsi="Courier New" w:hint="default"/>
+        <w:sz w:val="20"/>
+      </w:rPr>
+    </w:lvl>
+    <w:lvl w:ilvl="2" w:tentative="1">
+      <w:start w:val="1"/>
+      <w:numFmt w:val="bullet"/>
+      <w:lvlText w:val=""/>
+      <w:lvlJc w:val="left"/>
+      <w:pPr>
+        <w:tabs>
+          <w:tab w:val="num" w:pos="2160"/>
+        </w:tabs>
+        <w:ind w:left="2160" w:hanging="360"/>
+      </w:pPr>
+      <w:rPr>
+        <w:rFonts w:ascii="Wingdings" w:hAnsi="Wingdings" w:hint="default"/>
+        <w:sz w:val="20"/>
+      </w:rPr>
+    </w:lvl>
+    <w:lvl w:ilvl="3" w:tentative="1">
+      <w:start w:val="1"/>
+      <w:numFmt w:val="bullet"/>
+      <w:lvlText w:val=""/>
+      <w:lvlJc w:val="left"/>
+      <w:pPr>
+        <w:tabs>
+          <w:tab w:val="num" w:pos="2880"/>
+        </w:tabs>
+        <w:ind w:left="2880" w:hanging="360"/>
+      </w:pPr>
+      <w:rPr>
+        <w:rFonts w:ascii="Wingdings" w:hAnsi="Wingdings" w:hint="default"/>
+        <w:sz w:val="20"/>
+      </w:rPr>
+    </w:lvl>
+    <w:lvl w:ilvl="4" w:tentative="1">
+      <w:start w:val="1"/>
+      <w:numFmt w:val="bullet"/>
+      <w:lvlText w:val=""/>
+      <w:lvlJc w:val="left"/>
+      <w:pPr>
+        <w:tabs>
+          <w:tab w:val="num" w:pos="3600"/>
+        </w:tabs>
+        <w:ind w:left="3600" w:hanging="360"/>
+      </w:pPr>
+      <w:rPr>
+        <w:rFonts w:ascii="Wingdings" w:hAnsi="Wingdings" w:hint="default"/>
+        <w:sz w:val="20"/>
+      </w:rPr>
+    </w:lvl>
+    <w:lvl w:ilvl="5" w:tentative="1">
+      <w:start w:val="1"/>
+      <w:numFmt w:val="bullet"/>
+      <w:lvlText w:val=""/>
+      <w:lvlJc w:val="left"/>
+      <w:pPr>
+        <w:tabs>
+          <w:tab w:val="num" w:pos="4320"/>
+        </w:tabs>
+        <w:ind w:left="4320" w:hanging="360"/>
+      </w:pPr>
+      <w:rPr>
+        <w:rFonts w:ascii="Wingdings" w:hAnsi="Wingdings" w:hint="default"/>
+        <w:sz w:val="20"/>
+      </w:rPr>
+    </w:lvl>
+    <w:lvl w:ilvl="6" w:tentative="1">
+      <w:start w:val="1"/>
+      <w:numFmt w:val="bullet"/>
+      <w:lvlText w:val=""/>
+      <w:lvlJc w:val="left"/>
+      <w:pPr>
+        <w:tabs>
+          <w:tab w:val="num" w:pos="5040"/>
+        </w:tabs>
+        <w:ind w:left="5040" w:hanging="360"/>
+      </w:pPr>
+      <w:rPr>
+        <w:rFonts w:ascii="Wingdings" w:hAnsi="Wingdings" w:hint="default"/>
+        <w:sz w:val="20"/>
+      </w:rPr>
+    </w:lvl>
+    <w:lvl w:ilvl="7" w:tentative="1">
+      <w:start w:val="1"/>
+      <w:numFmt w:val="bullet"/>
+      <w:lvlText w:val=""/>
+      <w:lvlJc w:val="left"/>
+      <w:pPr>
+        <w:tabs>
+          <w:tab w:val="num" w:pos="5760"/>
+        </w:tabs>
+        <w:ind w:left="5760" w:hanging="360"/>
+      </w:pPr>
+      <w:rPr>
+        <w:rFonts w:ascii="Wingdings" w:hAnsi="Wingdings" w:hint="default"/>
+        <w:sz w:val="20"/>
+      </w:rPr>
+    </w:lvl>
+    <w:lvl w:ilvl="8" w:tentative="1">
+      <w:start w:val="1"/>
+      <w:numFmt w:val="bullet"/>
+      <w:lvlText w:val=""/>
+      <w:lvlJc w:val="left"/>
+      <w:pPr>
+        <w:tabs>
+          <w:tab w:val="num" w:pos="6480"/>
+        </w:tabs>
+        <w:ind w:left="6480" w:hanging="360"/>
+      </w:pPr>
+      <w:rPr>
+        <w:rFonts w:ascii="Wingdings" w:hAnsi="Wingdings" w:hint="default"/>
+        <w:sz w:val="20"/>
+      </w:rPr>
+    </w:lvl>
+  </w:abstractNum>
   <w:num w:numId="1" w16cid:durableId="2016221433">
-    <w:abstractNumId w:val="4"/>
+    <w:abstractNumId w:val="5"/>
   </w:num>
   <w:num w:numId="2" w16cid:durableId="1020814477">
     <w:abstractNumId w:val="1"/>
   </w:num>
   <w:num w:numId="3" w16cid:durableId="1780903949">
-    <w:abstractNumId w:val="10"/>
+    <w:abstractNumId w:val="14"/>
   </w:num>
   <w:num w:numId="4" w16cid:durableId="694581571">
+    <w:abstractNumId w:val="7"/>
+  </w:num>
+  <w:num w:numId="5" w16cid:durableId="523717528">
+    <w:abstractNumId w:val="8"/>
+  </w:num>
+  <w:num w:numId="6" w16cid:durableId="1568683348">
+    <w:abstractNumId w:val="3"/>
+  </w:num>
+  <w:num w:numId="7" w16cid:durableId="1971864544">
+    <w:abstractNumId w:val="4"/>
+  </w:num>
+  <w:num w:numId="8" w16cid:durableId="924338731">
     <w:abstractNumId w:val="6"/>
   </w:num>
-  <w:num w:numId="5" w16cid:durableId="523717528">
-    <w:abstractNumId w:val="7"/>
-  </w:num>
-  <w:num w:numId="6" w16cid:durableId="1568683348">
-    <w:abstractNumId w:val="2"/>
-  </w:num>
-  <w:num w:numId="7" w16cid:durableId="1971864544">
-    <w:abstractNumId w:val="3"/>
-  </w:num>
-  <w:num w:numId="8" w16cid:durableId="924338731">
-    <w:abstractNumId w:val="5"/>
-  </w:num>
   <w:num w:numId="9" w16cid:durableId="1079905949">
-    <w:abstractNumId w:val="9"/>
+    <w:abstractNumId w:val="13"/>
   </w:num>
   <w:num w:numId="10" w16cid:durableId="75444547">
-    <w:abstractNumId w:val="8"/>
+    <w:abstractNumId w:val="12"/>
   </w:num>
   <w:num w:numId="11" w16cid:durableId="1026058996">
     <w:abstractNumId w:val="0"/>
+  </w:num>
+  <w:num w:numId="12" w16cid:durableId="1166676848">
+    <w:abstractNumId w:val="11"/>
+  </w:num>
+  <w:num w:numId="13" w16cid:durableId="710424999">
+    <w:abstractNumId w:val="15"/>
+  </w:num>
+  <w:num w:numId="14" w16cid:durableId="693070002">
+    <w:abstractNumId w:val="10"/>
+  </w:num>
+  <w:num w:numId="15" w16cid:durableId="2123500069">
+    <w:abstractNumId w:val="2"/>
+  </w:num>
+  <w:num w:numId="16" w16cid:durableId="2124038228">
+    <w:abstractNumId w:val="9"/>
   </w:num>
 </w:numbering>
 </file>
 
 <file path=word/styles.xml><?xml version="1.0" encoding="utf-8"?>
-<w:styles xmlns:mc="http://schemas.openxmlformats.org/markup-compatibility/2006" xmlns:r="http://schemas.openxmlformats.org/officeDocument/2006/relationships" xmlns:w="http://schemas.openxmlformats.org/wordprocessingml/2006/main" xmlns:w14="http://schemas.microsoft.com/office/word/2010/wordml" xmlns:w15="http://schemas.microsoft.com/office/word/2012/wordml" xmlns:w16cex="http://schemas.microsoft.com/office/word/2018/wordml/cex" xmlns:w16cid="http://schemas.microsoft.com/office/word/2016/wordml/cid" xmlns:w16="http://schemas.microsoft.com/office/word/2018/wordml" xmlns:w16sdtdh="http://schemas.microsoft.com/office/word/2020/wordml/sdtdatahash" xmlns:w16se="http://schemas.microsoft.com/office/word/2015/wordml/symex" mc:Ignorable="w14 w15 w16se w16cid w16 w16cex w16sdtdh">
+<w:styles xmlns:mc="http://schemas.openxmlformats.org/markup-compatibility/2006" xmlns:r="http://schemas.openxmlformats.org/officeDocument/2006/relationships" xmlns:w="http://schemas.openxmlformats.org/wordprocessingml/2006/main" xmlns:w14="http://schemas.microsoft.com/office/word/2010/wordml" xmlns:w15="http://schemas.microsoft.com/office/word/2012/wordml" xmlns:w16cex="http://schemas.microsoft.com/office/word/2018/wordml/cex" xmlns:w16cid="http://schemas.microsoft.com/office/word/2016/wordml/cid" xmlns:w16="http://schemas.microsoft.com/office/word/2018/wordml" xmlns:w16du="http://schemas.microsoft.com/office/word/2023/wordml/word16du" xmlns:w16sdtdh="http://schemas.microsoft.com/office/word/2020/wordml/sdtdatahash" xmlns:w16sdtfl="http://schemas.microsoft.com/office/word/2024/wordml/sdtformatlock" xmlns:w16se="http://schemas.microsoft.com/office/word/2015/wordml/symex" mc:Ignorable="w14 w15 w16se w16cid w16 w16cex w16sdtdh w16sdtfl w16du">
   <w:docDefaults>
     <w:rPrDefault>
       <w:rPr>
